--- a/klagomål/A 26579-2022 FSC-klagomål.docx
+++ b/klagomål/A 26579-2022 FSC-klagomål.docx
@@ -684,7 +684,7 @@
     <w:r>
       <w:tab/>
       <w:tab/>
-      <w:t>2026-01-07</w:t>
+      <w:t>2026-01-08</w:t>
       <w:br/>
       <w:br/>
     </w:r>

--- a/klagomål/A 26579-2022 FSC-klagomål.docx
+++ b/klagomål/A 26579-2022 FSC-klagomål.docx
@@ -684,7 +684,7 @@
     <w:r>
       <w:tab/>
       <w:tab/>
-      <w:t>2026-01-08</w:t>
+      <w:t>2026-01-09</w:t>
       <w:br/>
       <w:br/>
     </w:r>

--- a/klagomål/A 26579-2022 FSC-klagomål.docx
+++ b/klagomål/A 26579-2022 FSC-klagomål.docx
@@ -684,7 +684,7 @@
     <w:r>
       <w:tab/>
       <w:tab/>
-      <w:t>2026-01-09</w:t>
+      <w:t>2026-01-10</w:t>
       <w:br/>
       <w:br/>
     </w:r>

--- a/klagomål/A 26579-2022 FSC-klagomål.docx
+++ b/klagomål/A 26579-2022 FSC-klagomål.docx
@@ -684,7 +684,7 @@
     <w:r>
       <w:tab/>
       <w:tab/>
-      <w:t>2026-01-10</w:t>
+      <w:t>2026-01-11</w:t>
       <w:br/>
       <w:br/>
     </w:r>

--- a/klagomål/A 26579-2022 FSC-klagomål.docx
+++ b/klagomål/A 26579-2022 FSC-klagomål.docx
@@ -749,7 +749,7 @@
     <w:r>
       <w:tab/>
       <w:tab/>
-      <w:t>2026-02-22</w:t>
+      <w:t>2026-02-23</w:t>
       <w:br/>
       <w:br/>
     </w:r>

--- a/klagomål/A 26579-2022 FSC-klagomål.docx
+++ b/klagomål/A 26579-2022 FSC-klagomål.docx
@@ -749,7 +749,7 @@
     <w:r>
       <w:tab/>
       <w:tab/>
-      <w:t>2026-02-23</w:t>
+      <w:t>2026-02-24</w:t>
       <w:br/>
       <w:br/>
     </w:r>

--- a/klagomål/A 26579-2022 FSC-klagomål.docx
+++ b/klagomål/A 26579-2022 FSC-klagomål.docx
@@ -749,7 +749,7 @@
     <w:r>
       <w:tab/>
       <w:tab/>
-      <w:t>2026-02-24</w:t>
+      <w:t>2026-02-25</w:t>
       <w:br/>
       <w:br/>
     </w:r>

--- a/klagomål/A 26579-2022 FSC-klagomål.docx
+++ b/klagomål/A 26579-2022 FSC-klagomål.docx
@@ -749,7 +749,7 @@
     <w:r>
       <w:tab/>
       <w:tab/>
-      <w:t>2026-02-25</w:t>
+      <w:t>2026-02-26</w:t>
       <w:br/>
       <w:br/>
     </w:r>

--- a/klagomål/A 26579-2022 FSC-klagomål.docx
+++ b/klagomål/A 26579-2022 FSC-klagomål.docx
@@ -749,7 +749,7 @@
     <w:r>
       <w:tab/>
       <w:tab/>
-      <w:t>2026-02-26</w:t>
+      <w:t>2026-02-28</w:t>
       <w:br/>
       <w:br/>
     </w:r>

--- a/klagomål/A 26579-2022 FSC-klagomål.docx
+++ b/klagomål/A 26579-2022 FSC-klagomål.docx
@@ -749,7 +749,7 @@
     <w:r>
       <w:tab/>
       <w:tab/>
-      <w:t>2026-02-28</w:t>
+      <w:t>2026-03-01</w:t>
       <w:br/>
       <w:br/>
     </w:r>

--- a/klagomål/A 26579-2022 FSC-klagomål.docx
+++ b/klagomål/A 26579-2022 FSC-klagomål.docx
@@ -749,7 +749,7 @@
     <w:r>
       <w:tab/>
       <w:tab/>
-      <w:t>2026-03-01</w:t>
+      <w:t>2026-03-02</w:t>
       <w:br/>
       <w:br/>
     </w:r>

--- a/klagomål/A 26579-2022 FSC-klagomål.docx
+++ b/klagomål/A 26579-2022 FSC-klagomål.docx
@@ -289,7 +289,7 @@
         <w:rPr>
           <w:i/>
         </w:rPr>
-        <w:t xml:space="preserve"> 9070 Trädklädd betesmark </w:t>
+        <w:t xml:space="preserve"> 9070 Trädklädd betesmark</w:t>
       </w:r>
       <w:r>
         <w:t xml:space="preserve"> (SLU Artdatabanken, 2024).</w:t>
@@ -313,6 +313,24 @@
       </w:r>
       <w:r>
         <w:t>(Nitare &amp; Skogsstyrelsen, 2019; SLU Artdatabanken, 2025).</w:t>
+      </w:r>
+    </w:p>
+    <w:p>
+      <w:r>
+        <w:rPr>
+          <w:b/>
+        </w:rPr>
+        <w:t>Robust tickgnagare</w:t>
+      </w:r>
+      <w:r>
+        <w:rPr>
+          <w:b/>
+          <w:i/>
+        </w:rPr>
+        <w:t xml:space="preserve"> </w:t>
+      </w:r>
+      <w:r>
+        <w:t>är en skalbagge vars larvutveckling sker i fruktkroppar av fnöskticka, främst på björk. Arten missgynnas av brist på kontinuitetsskog och det föreligger indikation på eller misstanke om populationsminskning (SLU Artdatabanken, 2025).</w:t>
       </w:r>
     </w:p>
     <w:p>
@@ -749,7 +767,7 @@
     <w:r>
       <w:tab/>
       <w:tab/>
-      <w:t>2026-03-02</w:t>
+      <w:t>2026-03-03</w:t>
       <w:br/>
       <w:br/>
     </w:r>

--- a/klagomål/A 26579-2022 FSC-klagomål.docx
+++ b/klagomål/A 26579-2022 FSC-klagomål.docx
@@ -767,7 +767,7 @@
     <w:r>
       <w:tab/>
       <w:tab/>
-      <w:t>2026-03-03</w:t>
+      <w:t>2026-03-04</w:t>
       <w:br/>
       <w:br/>
     </w:r>

--- a/klagomål/A 26579-2022 FSC-klagomål.docx
+++ b/klagomål/A 26579-2022 FSC-klagomål.docx
@@ -767,7 +767,7 @@
     <w:r>
       <w:tab/>
       <w:tab/>
-      <w:t>2026-03-04</w:t>
+      <w:t>2026-03-05</w:t>
       <w:br/>
       <w:br/>
     </w:r>

--- a/klagomål/A 26579-2022 FSC-klagomål.docx
+++ b/klagomål/A 26579-2022 FSC-klagomål.docx
@@ -767,7 +767,7 @@
     <w:r>
       <w:tab/>
       <w:tab/>
-      <w:t>2026-03-05</w:t>
+      <w:t>2026-03-06</w:t>
       <w:br/>
       <w:br/>
     </w:r>

--- a/klagomål/A 26579-2022 FSC-klagomål.docx
+++ b/klagomål/A 26579-2022 FSC-klagomål.docx
@@ -767,7 +767,7 @@
     <w:r>
       <w:tab/>
       <w:tab/>
-      <w:t>2026-03-06</w:t>
+      <w:t>2026-03-07</w:t>
       <w:br/>
       <w:br/>
     </w:r>

--- a/klagomål/A 26579-2022 FSC-klagomål.docx
+++ b/klagomål/A 26579-2022 FSC-klagomål.docx
@@ -767,7 +767,7 @@
     <w:r>
       <w:tab/>
       <w:tab/>
-      <w:t>2026-03-07</w:t>
+      <w:t>2026-03-08</w:t>
       <w:br/>
       <w:br/>
     </w:r>

--- a/klagomål/A 26579-2022 FSC-klagomål.docx
+++ b/klagomål/A 26579-2022 FSC-klagomål.docx
@@ -767,7 +767,7 @@
     <w:r>
       <w:tab/>
       <w:tab/>
-      <w:t>2026-03-08</w:t>
+      <w:t>2026-03-09</w:t>
       <w:br/>
       <w:br/>
     </w:r>

--- a/klagomål/A 26579-2022 FSC-klagomål.docx
+++ b/klagomål/A 26579-2022 FSC-klagomål.docx
@@ -767,7 +767,7 @@
     <w:r>
       <w:tab/>
       <w:tab/>
-      <w:t>2026-03-09</w:t>
+      <w:t>2026-03-10</w:t>
       <w:br/>
       <w:br/>
     </w:r>

--- a/klagomål/A 26579-2022 FSC-klagomål.docx
+++ b/klagomål/A 26579-2022 FSC-klagomål.docx
@@ -767,7 +767,7 @@
     <w:r>
       <w:tab/>
       <w:tab/>
-      <w:t>2026-03-10</w:t>
+      <w:t>2026-03-11</w:t>
       <w:br/>
       <w:br/>
     </w:r>

--- a/klagomål/A 26579-2022 FSC-klagomål.docx
+++ b/klagomål/A 26579-2022 FSC-klagomål.docx
@@ -767,7 +767,7 @@
     <w:r>
       <w:tab/>
       <w:tab/>
-      <w:t>2026-03-11</w:t>
+      <w:t>2026-03-12</w:t>
       <w:br/>
       <w:br/>
     </w:r>

--- a/klagomål/A 26579-2022 FSC-klagomål.docx
+++ b/klagomål/A 26579-2022 FSC-klagomål.docx
@@ -767,7 +767,7 @@
     <w:r>
       <w:tab/>
       <w:tab/>
-      <w:t>2026-03-12</w:t>
+      <w:t>2026-03-13</w:t>
       <w:br/>
       <w:br/>
     </w:r>

--- a/klagomål/A 26579-2022 FSC-klagomål.docx
+++ b/klagomål/A 26579-2022 FSC-klagomål.docx
@@ -778,7 +778,7 @@
     <w:r>
       <w:tab/>
       <w:tab/>
-      <w:t>2026-04-14</w:t>
+      <w:t>2026-04-15</w:t>
       <w:br/>
       <w:br/>
     </w:r>

--- a/klagomål/A 26579-2022 FSC-klagomål.docx
+++ b/klagomål/A 26579-2022 FSC-klagomål.docx
@@ -778,7 +778,7 @@
     <w:r>
       <w:tab/>
       <w:tab/>
-      <w:t>2026-04-15</w:t>
+      <w:t>2026-04-16</w:t>
       <w:br/>
       <w:br/>
     </w:r>

--- a/klagomål/A 26579-2022 FSC-klagomål.docx
+++ b/klagomål/A 26579-2022 FSC-klagomål.docx
@@ -778,7 +778,7 @@
     <w:r>
       <w:tab/>
       <w:tab/>
-      <w:t>2026-04-16</w:t>
+      <w:t>2026-04-17</w:t>
       <w:br/>
       <w:br/>
     </w:r>

--- a/klagomål/A 26579-2022 FSC-klagomål.docx
+++ b/klagomål/A 26579-2022 FSC-klagomål.docx
@@ -778,7 +778,7 @@
     <w:r>
       <w:tab/>
       <w:tab/>
-      <w:t>2026-04-17</w:t>
+      <w:t>2026-04-18</w:t>
       <w:br/>
       <w:br/>
     </w:r>

--- a/klagomål/A 26579-2022 FSC-klagomål.docx
+++ b/klagomål/A 26579-2022 FSC-klagomål.docx
@@ -778,7 +778,7 @@
     <w:r>
       <w:tab/>
       <w:tab/>
-      <w:t>2026-04-18</w:t>
+      <w:t>2026-04-19</w:t>
       <w:br/>
       <w:br/>
     </w:r>

--- a/klagomål/A 26579-2022 FSC-klagomål.docx
+++ b/klagomål/A 26579-2022 FSC-klagomål.docx
@@ -778,7 +778,7 @@
     <w:r>
       <w:tab/>
       <w:tab/>
-      <w:t>2026-04-19</w:t>
+      <w:t>2026-04-20</w:t>
       <w:br/>
       <w:br/>
     </w:r>

--- a/klagomål/A 26579-2022 FSC-klagomål.docx
+++ b/klagomål/A 26579-2022 FSC-klagomål.docx
@@ -778,7 +778,7 @@
     <w:r>
       <w:tab/>
       <w:tab/>
-      <w:t>2026-04-20</w:t>
+      <w:t>2026-04-21</w:t>
       <w:br/>
       <w:br/>
     </w:r>

--- a/klagomål/A 26579-2022 FSC-klagomål.docx
+++ b/klagomål/A 26579-2022 FSC-klagomål.docx
@@ -778,7 +778,7 @@
     <w:r>
       <w:tab/>
       <w:tab/>
-      <w:t>2026-04-21</w:t>
+      <w:t>2026-04-22</w:t>
       <w:br/>
       <w:br/>
     </w:r>

--- a/klagomål/A 26579-2022 FSC-klagomål.docx
+++ b/klagomål/A 26579-2022 FSC-klagomål.docx
@@ -778,7 +778,7 @@
     <w:r>
       <w:tab/>
       <w:tab/>
-      <w:t>2026-04-22</w:t>
+      <w:t>2026-04-23</w:t>
       <w:br/>
       <w:br/>
     </w:r>

--- a/klagomål/A 26579-2022 FSC-klagomål.docx
+++ b/klagomål/A 26579-2022 FSC-klagomål.docx
@@ -778,7 +778,7 @@
     <w:r>
       <w:tab/>
       <w:tab/>
-      <w:t>2026-04-23</w:t>
+      <w:t>2026-04-24</w:t>
       <w:br/>
       <w:br/>
     </w:r>

--- a/klagomål/A 26579-2022 FSC-klagomål.docx
+++ b/klagomål/A 26579-2022 FSC-klagomål.docx
@@ -778,7 +778,7 @@
     <w:r>
       <w:tab/>
       <w:tab/>
-      <w:t>2026-04-24</w:t>
+      <w:t>2026-04-25</w:t>
       <w:br/>
       <w:br/>
     </w:r>

--- a/klagomål/A 26579-2022 FSC-klagomål.docx
+++ b/klagomål/A 26579-2022 FSC-klagomål.docx
@@ -778,7 +778,7 @@
     <w:r>
       <w:tab/>
       <w:tab/>
-      <w:t>2026-04-25</w:t>
+      <w:t>2026-04-26</w:t>
       <w:br/>
       <w:br/>
     </w:r>

--- a/klagomål/A 26579-2022 FSC-klagomål.docx
+++ b/klagomål/A 26579-2022 FSC-klagomål.docx
@@ -778,7 +778,7 @@
     <w:r>
       <w:tab/>
       <w:tab/>
-      <w:t>2026-04-26</w:t>
+      <w:t>2026-04-27</w:t>
       <w:br/>
       <w:br/>
     </w:r>

--- a/klagomål/A 26579-2022 FSC-klagomål.docx
+++ b/klagomål/A 26579-2022 FSC-klagomål.docx
@@ -778,7 +778,7 @@
     <w:r>
       <w:tab/>
       <w:tab/>
-      <w:t>2026-04-27</w:t>
+      <w:t>2026-04-28</w:t>
       <w:br/>
       <w:br/>
     </w:r>

--- a/klagomål/A 26579-2022 FSC-klagomål.docx
+++ b/klagomål/A 26579-2022 FSC-klagomål.docx
@@ -778,7 +778,7 @@
     <w:r>
       <w:tab/>
       <w:tab/>
-      <w:t>2026-04-28</w:t>
+      <w:t>2026-04-29</w:t>
       <w:br/>
       <w:br/>
     </w:r>

--- a/klagomål/A 26579-2022 FSC-klagomål.docx
+++ b/klagomål/A 26579-2022 FSC-klagomål.docx
@@ -778,7 +778,7 @@
     <w:r>
       <w:tab/>
       <w:tab/>
-      <w:t>2026-04-29</w:t>
+      <w:t>2026-04-30</w:t>
       <w:br/>
       <w:br/>
     </w:r>

--- a/klagomål/A 26579-2022 FSC-klagomål.docx
+++ b/klagomål/A 26579-2022 FSC-klagomål.docx
@@ -778,7 +778,7 @@
     <w:r>
       <w:tab/>
       <w:tab/>
-      <w:t>2026-05-16</w:t>
+      <w:t>2026-05-17</w:t>
       <w:br/>
       <w:br/>
     </w:r>

--- a/klagomål/A 26579-2022 FSC-klagomål.docx
+++ b/klagomål/A 26579-2022 FSC-klagomål.docx
@@ -778,7 +778,7 @@
     <w:r>
       <w:tab/>
       <w:tab/>
-      <w:t>2026-05-17</w:t>
+      <w:t>2026-05-18</w:t>
       <w:br/>
       <w:br/>
     </w:r>

--- a/klagomål/A 26579-2022 FSC-klagomål.docx
+++ b/klagomål/A 26579-2022 FSC-klagomål.docx
@@ -778,7 +778,7 @@
     <w:r>
       <w:tab/>
       <w:tab/>
-      <w:t>2026-05-18</w:t>
+      <w:t>2026-05-19</w:t>
       <w:br/>
       <w:br/>
     </w:r>

--- a/klagomål/A 26579-2022 FSC-klagomål.docx
+++ b/klagomål/A 26579-2022 FSC-klagomål.docx
@@ -778,7 +778,7 @@
     <w:r>
       <w:tab/>
       <w:tab/>
-      <w:t>2026-05-19</w:t>
+      <w:t>2026-05-20</w:t>
       <w:br/>
       <w:br/>
     </w:r>

--- a/klagomål/A 26579-2022 FSC-klagomål.docx
+++ b/klagomål/A 26579-2022 FSC-klagomål.docx
@@ -778,7 +778,7 @@
     <w:r>
       <w:tab/>
       <w:tab/>
-      <w:t>2026-05-20</w:t>
+      <w:t>2026-05-21</w:t>
       <w:br/>
       <w:br/>
     </w:r>

--- a/klagomål/A 26579-2022 FSC-klagomål.docx
+++ b/klagomål/A 26579-2022 FSC-klagomål.docx
@@ -778,7 +778,7 @@
     <w:r>
       <w:tab/>
       <w:tab/>
-      <w:t>2026-05-21</w:t>
+      <w:t>2026-05-22</w:t>
       <w:br/>
       <w:br/>
     </w:r>

--- a/klagomål/A 26579-2022 FSC-klagomål.docx
+++ b/klagomål/A 26579-2022 FSC-klagomål.docx
@@ -778,7 +778,7 @@
     <w:r>
       <w:tab/>
       <w:tab/>
-      <w:t>2026-05-22</w:t>
+      <w:t>2026-05-23</w:t>
       <w:br/>
       <w:br/>
     </w:r>

--- a/klagomål/A 26579-2022 FSC-klagomål.docx
+++ b/klagomål/A 26579-2022 FSC-klagomål.docx
@@ -778,7 +778,7 @@
     <w:r>
       <w:tab/>
       <w:tab/>
-      <w:t>2026-05-23</w:t>
+      <w:t>2026-05-24</w:t>
       <w:br/>
       <w:br/>
     </w:r>

--- a/klagomål/A 26579-2022 FSC-klagomål.docx
+++ b/klagomål/A 26579-2022 FSC-klagomål.docx
@@ -778,7 +778,7 @@
     <w:r>
       <w:tab/>
       <w:tab/>
-      <w:t>2026-05-24</w:t>
+      <w:t>2026-05-25</w:t>
       <w:br/>
       <w:br/>
     </w:r>

--- a/klagomål/A 26579-2022 FSC-klagomål.docx
+++ b/klagomål/A 26579-2022 FSC-klagomål.docx
@@ -778,7 +778,7 @@
     <w:r>
       <w:tab/>
       <w:tab/>
-      <w:t>2026-05-25</w:t>
+      <w:t>2026-05-26</w:t>
       <w:br/>
       <w:br/>
     </w:r>

--- a/klagomål/A 26579-2022 FSC-klagomål.docx
+++ b/klagomål/A 26579-2022 FSC-klagomål.docx
@@ -778,7 +778,7 @@
     <w:r>
       <w:tab/>
       <w:tab/>
-      <w:t>2026-05-26</w:t>
+      <w:t>2026-05-27</w:t>
       <w:br/>
       <w:br/>
     </w:r>

--- a/klagomål/A 26579-2022 FSC-klagomål.docx
+++ b/klagomål/A 26579-2022 FSC-klagomål.docx
@@ -778,7 +778,7 @@
     <w:r>
       <w:tab/>
       <w:tab/>
-      <w:t>2026-05-27</w:t>
+      <w:t>2026-05-28</w:t>
       <w:br/>
       <w:br/>
     </w:r>

--- a/klagomål/A 26579-2022 FSC-klagomål.docx
+++ b/klagomål/A 26579-2022 FSC-klagomål.docx
@@ -778,7 +778,7 @@
     <w:r>
       <w:tab/>
       <w:tab/>
-      <w:t>2026-05-28</w:t>
+      <w:t>2026-05-29</w:t>
       <w:br/>
       <w:br/>
     </w:r>

--- a/klagomål/A 26579-2022 FSC-klagomål.docx
+++ b/klagomål/A 26579-2022 FSC-klagomål.docx
@@ -778,7 +778,7 @@
     <w:r>
       <w:tab/>
       <w:tab/>
-      <w:t>2026-05-29</w:t>
+      <w:t>2026-05-30</w:t>
       <w:br/>
       <w:br/>
     </w:r>

--- a/klagomål/A 26579-2022 FSC-klagomål.docx
+++ b/klagomål/A 26579-2022 FSC-klagomål.docx
@@ -778,7 +778,7 @@
     <w:r>
       <w:tab/>
       <w:tab/>
-      <w:t>2026-05-30</w:t>
+      <w:t>2026-05-31</w:t>
       <w:br/>
       <w:br/>
     </w:r>

--- a/klagomål/A 26579-2022 FSC-klagomål.docx
+++ b/klagomål/A 26579-2022 FSC-klagomål.docx
@@ -778,7 +778,7 @@
     <w:r>
       <w:tab/>
       <w:tab/>
-      <w:t>2026-05-31</w:t>
+      <w:t>2026-06-01</w:t>
       <w:br/>
       <w:br/>
     </w:r>

--- a/klagomål/A 26579-2022 FSC-klagomål.docx
+++ b/klagomål/A 26579-2022 FSC-klagomål.docx
@@ -778,7 +778,7 @@
     <w:r>
       <w:tab/>
       <w:tab/>
-      <w:t>2026-06-01</w:t>
+      <w:t>2026-06-02</w:t>
       <w:br/>
       <w:br/>
     </w:r>

--- a/klagomål/A 26579-2022 FSC-klagomål.docx
+++ b/klagomål/A 26579-2022 FSC-klagomål.docx
@@ -778,7 +778,7 @@
     <w:r>
       <w:tab/>
       <w:tab/>
-      <w:t>2026-06-02</w:t>
+      <w:t>2026-06-03</w:t>
       <w:br/>
       <w:br/>
     </w:r>

--- a/klagomål/A 26579-2022 FSC-klagomål.docx
+++ b/klagomål/A 26579-2022 FSC-klagomål.docx
@@ -778,7 +778,7 @@
     <w:r>
       <w:tab/>
       <w:tab/>
-      <w:t>2026-06-03</w:t>
+      <w:t>2026-06-04</w:t>
       <w:br/>
       <w:br/>
     </w:r>

--- a/klagomål/A 26579-2022 FSC-klagomål.docx
+++ b/klagomål/A 26579-2022 FSC-klagomål.docx
@@ -778,7 +778,7 @@
     <w:r>
       <w:tab/>
       <w:tab/>
-      <w:t>2026-06-04</w:t>
+      <w:t>2026-06-05</w:t>
       <w:br/>
       <w:br/>
     </w:r>

--- a/klagomål/A 26579-2022 FSC-klagomål.docx
+++ b/klagomål/A 26579-2022 FSC-klagomål.docx
@@ -778,7 +778,7 @@
     <w:r>
       <w:tab/>
       <w:tab/>
-      <w:t>2026-06-05</w:t>
+      <w:t>2026-06-06</w:t>
       <w:br/>
       <w:br/>
     </w:r>

--- a/klagomål/A 26579-2022 FSC-klagomål.docx
+++ b/klagomål/A 26579-2022 FSC-klagomål.docx
@@ -778,7 +778,7 @@
     <w:r>
       <w:tab/>
       <w:tab/>
-      <w:t>2026-06-06</w:t>
+      <w:t>2026-06-07</w:t>
       <w:br/>
       <w:br/>
     </w:r>

--- a/klagomål/A 26579-2022 FSC-klagomål.docx
+++ b/klagomål/A 26579-2022 FSC-klagomål.docx
@@ -778,7 +778,7 @@
     <w:r>
       <w:tab/>
       <w:tab/>
-      <w:t>2026-06-07</w:t>
+      <w:t>2026-06-08</w:t>
       <w:br/>
       <w:br/>
     </w:r>

--- a/klagomål/A 26579-2022 FSC-klagomål.docx
+++ b/klagomål/A 26579-2022 FSC-klagomål.docx
@@ -778,7 +778,7 @@
     <w:r>
       <w:tab/>
       <w:tab/>
-      <w:t>2026-06-08</w:t>
+      <w:t>2026-06-09</w:t>
       <w:br/>
       <w:br/>
     </w:r>

--- a/klagomål/A 26579-2022 FSC-klagomål.docx
+++ b/klagomål/A 26579-2022 FSC-klagomål.docx
@@ -778,7 +778,7 @@
     <w:r>
       <w:tab/>
       <w:tab/>
-      <w:t>2026-06-09</w:t>
+      <w:t>2026-06-10</w:t>
       <w:br/>
       <w:br/>
     </w:r>

--- a/klagomål/A 26579-2022 FSC-klagomål.docx
+++ b/klagomål/A 26579-2022 FSC-klagomål.docx
@@ -778,7 +778,7 @@
     <w:r>
       <w:tab/>
       <w:tab/>
-      <w:t>2026-06-10</w:t>
+      <w:t>2026-06-11</w:t>
       <w:br/>
       <w:br/>
     </w:r>

--- a/klagomål/A 26579-2022 FSC-klagomål.docx
+++ b/klagomål/A 26579-2022 FSC-klagomål.docx
@@ -778,7 +778,7 @@
     <w:r>
       <w:tab/>
       <w:tab/>
-      <w:t>2026-06-11</w:t>
+      <w:t>2026-06-12</w:t>
       <w:br/>
       <w:br/>
     </w:r>

--- a/klagomål/A 26579-2022 FSC-klagomål.docx
+++ b/klagomål/A 26579-2022 FSC-klagomål.docx
@@ -778,7 +778,7 @@
     <w:r>
       <w:tab/>
       <w:tab/>
-      <w:t>2026-06-12</w:t>
+      <w:t>2026-06-13</w:t>
       <w:br/>
       <w:br/>
     </w:r>

--- a/klagomål/A 26579-2022 FSC-klagomål.docx
+++ b/klagomål/A 26579-2022 FSC-klagomål.docx
@@ -778,7 +778,7 @@
     <w:r>
       <w:tab/>
       <w:tab/>
-      <w:t>2026-06-13</w:t>
+      <w:t>2026-06-14</w:t>
       <w:br/>
       <w:br/>
     </w:r>

--- a/klagomål/A 26579-2022 FSC-klagomål.docx
+++ b/klagomål/A 26579-2022 FSC-klagomål.docx
@@ -778,7 +778,7 @@
     <w:r>
       <w:tab/>
       <w:tab/>
-      <w:t>2026-06-15</w:t>
+      <w:t>2026-06-16</w:t>
       <w:br/>
       <w:br/>
     </w:r>

--- a/klagomål/A 26579-2022 FSC-klagomål.docx
+++ b/klagomål/A 26579-2022 FSC-klagomål.docx
@@ -778,7 +778,7 @@
     <w:r>
       <w:tab/>
       <w:tab/>
-      <w:t>2026-06-16</w:t>
+      <w:t>2026-06-17</w:t>
       <w:br/>
       <w:br/>
     </w:r>

--- a/klagomål/A 26579-2022 FSC-klagomål.docx
+++ b/klagomål/A 26579-2022 FSC-klagomål.docx
@@ -1,6 +1,6 @@
 
 <file path=word/document.xml><?xml version="1.0" encoding="utf-8"?>
-<w:document xmlns:wpc="http://schemas.microsoft.com/office/word/2010/wordprocessingCanvas" xmlns:cx="http://schemas.microsoft.com/office/drawing/2014/chartex" xmlns:cx1="http://schemas.microsoft.com/office/drawing/2015/9/8/chartex" xmlns:cx2="http://schemas.microsoft.com/office/drawing/2015/10/21/chartex" xmlns:cx3="http://schemas.microsoft.com/office/drawing/2016/5/9/chartex" xmlns:cx4="http://schemas.microsoft.com/office/drawing/2016/5/10/chartex" xmlns:cx5="http://schemas.microsoft.com/office/drawing/2016/5/11/chartex" xmlns:cx6="http://schemas.microsoft.com/office/drawing/2016/5/12/chartex" xmlns:cx7="http://schemas.microsoft.com/office/drawing/2016/5/13/chartex" xmlns:cx8="http://schemas.microsoft.com/office/drawing/2016/5/14/chartex" xmlns:mc="http://schemas.openxmlformats.org/markup-compatibility/2006" xmlns:aink="http://schemas.microsoft.com/office/drawing/2016/ink" xmlns:am3d="http://schemas.microsoft.com/office/drawing/2017/model3d" xmlns:o="urn:schemas-microsoft-com:office:office" xmlns:oel="http://schemas.microsoft.com/office/2019/extlst" xmlns:r="http://schemas.openxmlformats.org/officeDocument/2006/relationships" xmlns:m="http://schemas.openxmlformats.org/officeDocument/2006/math" xmlns:v="urn:schemas-microsoft-com:vml" xmlns:wp14="http://schemas.microsoft.com/office/word/2010/wordprocessingDrawing" xmlns:wp="http://schemas.openxmlformats.org/drawingml/2006/wordprocessingDrawing" xmlns:w10="urn:schemas-microsoft-com:office:word" xmlns:w="http://schemas.openxmlformats.org/wordprocessingml/2006/main" xmlns:w14="http://schemas.microsoft.com/office/word/2010/wordml" xmlns:w15="http://schemas.microsoft.com/office/word/2012/wordml" xmlns:w16cex="http://schemas.microsoft.com/office/word/2018/wordml/cex" xmlns:w16cid="http://schemas.microsoft.com/office/word/2016/wordml/cid" xmlns:w16="http://schemas.microsoft.com/office/word/2018/wordml" xmlns:w16sdtdh="http://schemas.microsoft.com/office/word/2020/wordml/sdtdatahash" xmlns:w16se="http://schemas.microsoft.com/office/word/2015/wordml/symex" xmlns:wpg="http://schemas.microsoft.com/office/word/2010/wordprocessingGroup" xmlns:wpi="http://schemas.microsoft.com/office/word/2010/wordprocessingInk" xmlns:wne="http://schemas.microsoft.com/office/word/2006/wordml" xmlns:wps="http://schemas.microsoft.com/office/word/2010/wordprocessingShape" mc:Ignorable="w14 w15 w16se w16cid w16 w16cex w16sdtdh wp14">
+<w:document xmlns:wpc="http://schemas.microsoft.com/office/word/2010/wordprocessingCanvas" xmlns:cx="http://schemas.microsoft.com/office/drawing/2014/chartex" xmlns:cx1="http://schemas.microsoft.com/office/drawing/2015/9/8/chartex" xmlns:cx2="http://schemas.microsoft.com/office/drawing/2015/10/21/chartex" xmlns:cx3="http://schemas.microsoft.com/office/drawing/2016/5/9/chartex" xmlns:cx4="http://schemas.microsoft.com/office/drawing/2016/5/10/chartex" xmlns:cx5="http://schemas.microsoft.com/office/drawing/2016/5/11/chartex" xmlns:cx6="http://schemas.microsoft.com/office/drawing/2016/5/12/chartex" xmlns:cx7="http://schemas.microsoft.com/office/drawing/2016/5/13/chartex" xmlns:cx8="http://schemas.microsoft.com/office/drawing/2016/5/14/chartex" xmlns:mc="http://schemas.openxmlformats.org/markup-compatibility/2006" xmlns:aink="http://schemas.microsoft.com/office/drawing/2016/ink" xmlns:am3d="http://schemas.microsoft.com/office/drawing/2017/model3d" xmlns:o="urn:schemas-microsoft-com:office:office" xmlns:oel="http://schemas.microsoft.com/office/2019/extlst" xmlns:r="http://schemas.openxmlformats.org/officeDocument/2006/relationships" xmlns:m="http://schemas.openxmlformats.org/officeDocument/2006/math" xmlns:v="urn:schemas-microsoft-com:vml" xmlns:wp14="http://schemas.microsoft.com/office/word/2010/wordprocessingDrawing" xmlns:wp="http://schemas.openxmlformats.org/drawingml/2006/wordprocessingDrawing" xmlns:w10="urn:schemas-microsoft-com:office:word" xmlns:w="http://schemas.openxmlformats.org/wordprocessingml/2006/main" xmlns:w14="http://schemas.microsoft.com/office/word/2010/wordml" xmlns:w15="http://schemas.microsoft.com/office/word/2012/wordml" xmlns:w16cex="http://schemas.microsoft.com/office/word/2018/wordml/cex" xmlns:w16cid="http://schemas.microsoft.com/office/word/2016/wordml/cid" xmlns:w16="http://schemas.microsoft.com/office/word/2018/wordml" xmlns:w16du="http://schemas.microsoft.com/office/word/2023/wordml/word16du" xmlns:w16sdtdh="http://schemas.microsoft.com/office/word/2020/wordml/sdtdatahash" xmlns:w16sdtfl="http://schemas.microsoft.com/office/word/2024/wordml/sdtformatlock" xmlns:w16se="http://schemas.microsoft.com/office/word/2015/wordml/symex" xmlns:wpg="http://schemas.microsoft.com/office/word/2010/wordprocessingGroup" xmlns:wpi="http://schemas.microsoft.com/office/word/2010/wordprocessingInk" xmlns:wne="http://schemas.microsoft.com/office/word/2006/wordml" xmlns:wps="http://schemas.microsoft.com/office/word/2010/wordprocessingShape" mc:Ignorable="w14 w15 w16se w16cid w16 w16cex w16sdtdh w16sdtfl w16du wp14">
   <w:body>
     <w:p>
       <w:r>
@@ -168,7 +168,7 @@
     </w:p>
     <w:p>
       <w:r>
-        <w:t>Detta dokument behandlar höga naturvärden i avverkningsanmälan A 26579-2022 i Älvsbyns kommun. Denna avverkningsanmälan inkom 2022-06-27 00:00:00 och omfattar 10,7 ha.</w:t>
+        <w:t>Detta dokument behandlar höga naturvärden i avverkningsanmälan A 26579-2022 i Älvsbyns kommun som inkom 2022-06-27 och omfattar 10,7 ha.</w:t>
       </w:r>
     </w:p>
     <w:p>
@@ -191,12 +191,15 @@
     </w:p>
     <w:p>
       <w:r>
-        <w:t>I avverkningsanmälan har följande 6 naturvårdsarter hittats: gammelgransskål (NT), garnlav (NT), björksplintborre (S), nästlav (S), robust tickgnagare (S) och skinnlav (S). Av dessa är 2 rödlistade. För rödlistade arter har rödlistekategorin angivits inom parentes. Arter som är signalarter enligt Skogsstyrelsen har markerats med (S).</w:t>
+        <w:t>I och inom 15 meter från avverkningsanmälan har följande 7 naturvårdsarter hittats: garnlav (VU, T), gammelgransskål (NT, T), talltagel (NT, T), björksplintborre (S), nästlav (S, T), robust tickgnagare (S) och skinnlav (S, T). Av dessa är 3 rödlistade. För rödlistade arter har rödlistekategorin angivits inom parentes. Arter som är signalarter enligt Skogsstyrelsen har markerats med (S). Typiska arter inom Natura 2000 som är kopplade till skogsekosystem har markerats med (T).</w:t>
       </w:r>
     </w:p>
     <w:p>
       <w:r>
-        <w:t>De påträffade naturvårdsarterna är ett tydligt kvitto på att detta rör sig om en skog med höga naturvärden. I Figur 1 visas en karta över det avverkningsanmälda området, där samtliga fyndplatser för naturvårdsarter som finns registrerade på Artportalen har markerats.</w:t>
+        <w:t>De påträffade naturvårdsarterna är ett tydligt kvitto på att det rör sig om en skog med höga naturvärden.</w:t>
+      </w:r>
+      <w:r>
+        <w:t xml:space="preserve"> I Figur 1 visas fyndplatser för naturvårdsarter i området, som finns registrerade på Artportalen.</w:t>
       </w:r>
     </w:p>
     <w:p>
@@ -206,7 +209,7 @@
       <w:r>
         <w:drawing>
           <wp:inline xmlns:a="http://schemas.openxmlformats.org/drawingml/2006/main" xmlns:pic="http://schemas.openxmlformats.org/drawingml/2006/picture">
-            <wp:extent cx="5486400" cy="4683191"/>
+            <wp:extent cx="5486400" cy="4535632"/>
             <wp:docPr id="1" name="Picture 1"/>
             <wp:cNvGraphicFramePr>
               <a:graphicFrameLocks noChangeAspect="1"/>
@@ -227,7 +230,7 @@
                   <pic:spPr>
                     <a:xfrm>
                       <a:off x="0" y="0"/>
-                      <a:ext cx="5486400" cy="4683191"/>
+                      <a:ext cx="5486400" cy="4535632"/>
                     </a:xfrm>
                     <a:prstGeom prst="rect"/>
                   </pic:spPr>
@@ -241,9 +244,10 @@
     <w:p>
       <w:pPr>
         <w:pStyle w:val="Caption"/>
+        <w:spacing w:after="240"/>
       </w:pPr>
       <w:r>
-        <w:t>Figur 1. Fyndplatser för naturvårdsarter i det avverkningsanmälda området (röd linje). Markörer utan svart kant är placerade på fyndplatsen. Markörer med svart kant är placerade vid sidan av fyndplatsen och har ett svart streck som visar fyndplatsens exakta position. Kartans mittpunktskoordinat är N 7289136, E 769859 i SWEREF 99 TM.</w:t>
+        <w:t>Figur 1. Fyndplatser för naturvårdsarter i och inom 15 meter från avverkningsanmälan (röd linje). Markörer utan svart kant är placerade på fyndplatsen. Markörer med svart kant är placerade vid sidan av fyndplatsen och har ett svart streck som visar fyndplatsens exakta position. Kartans mittpunktskoordinat är N 7289136, E 769859 i SWEREF 99 TM.</w:t>
       </w:r>
     </w:p>
     <w:p>
@@ -374,6 +378,26 @@
       </w:r>
     </w:p>
     <w:p>
+      <w:r>
+        <w:rPr>
+          <w:b/>
+        </w:rPr>
+        <w:t>Talltagel (NT)</w:t>
+      </w:r>
+      <w:r>
+        <w:t xml:space="preserve"> är en boreal art som förekommer på tall i äldre, öppna tallskogar. Den påverkas negativt av brist på kontinuitetsskog och minskningstakten bedöms vara nära gränsvärdet för Sårbar (VU). Talltagel är typisk art för </w:t>
+      </w:r>
+      <w:r>
+        <w:rPr>
+          <w:i/>
+        </w:rPr>
+        <w:t>9010 Taiga</w:t>
+      </w:r>
+      <w:r>
+        <w:t xml:space="preserve"> (SLU Artdatabanken, 2026).</w:t>
+      </w:r>
+    </w:p>
+    <w:p>
       <w:pPr>
         <w:pStyle w:val="Heading1"/>
       </w:pPr>
@@ -463,7 +487,7 @@
         <w:rPr>
           <w:i/>
         </w:rPr>
-        <w:t>I det avverkningsanmälda skogsområdet har 6 naturvårdsarter varav 2 rödlistade arter sina livsmiljöer och växtplatser.</w:t>
+        <w:t>I det avverkningsanmälda skogsområdet har 7 naturvårdsarter varav 3 rödlistade arter sina livsmiljöer och växtplatser.</w:t>
       </w:r>
     </w:p>
     <w:p>
@@ -668,7 +692,7 @@
 </file>
 
 <file path=word/endnotes.xml><?xml version="1.0" encoding="utf-8"?>
-<w:endnotes xmlns:wpc="http://schemas.microsoft.com/office/word/2010/wordprocessingCanvas" xmlns:cx="http://schemas.microsoft.com/office/drawing/2014/chartex" xmlns:cx1="http://schemas.microsoft.com/office/drawing/2015/9/8/chartex" xmlns:cx2="http://schemas.microsoft.com/office/drawing/2015/10/21/chartex" xmlns:cx3="http://schemas.microsoft.com/office/drawing/2016/5/9/chartex" xmlns:cx4="http://schemas.microsoft.com/office/drawing/2016/5/10/chartex" xmlns:cx5="http://schemas.microsoft.com/office/drawing/2016/5/11/chartex" xmlns:cx6="http://schemas.microsoft.com/office/drawing/2016/5/12/chartex" xmlns:cx7="http://schemas.microsoft.com/office/drawing/2016/5/13/chartex" xmlns:cx8="http://schemas.microsoft.com/office/drawing/2016/5/14/chartex" xmlns:mc="http://schemas.openxmlformats.org/markup-compatibility/2006" xmlns:aink="http://schemas.microsoft.com/office/drawing/2016/ink" xmlns:am3d="http://schemas.microsoft.com/office/drawing/2017/model3d" xmlns:o="urn:schemas-microsoft-com:office:office" xmlns:oel="http://schemas.microsoft.com/office/2019/extlst" xmlns:r="http://schemas.openxmlformats.org/officeDocument/2006/relationships" xmlns:m="http://schemas.openxmlformats.org/officeDocument/2006/math" xmlns:v="urn:schemas-microsoft-com:vml" xmlns:wp14="http://schemas.microsoft.com/office/word/2010/wordprocessingDrawing" xmlns:wp="http://schemas.openxmlformats.org/drawingml/2006/wordprocessingDrawing" xmlns:w10="urn:schemas-microsoft-com:office:word" xmlns:w="http://schemas.openxmlformats.org/wordprocessingml/2006/main" xmlns:w14="http://schemas.microsoft.com/office/word/2010/wordml" xmlns:w15="http://schemas.microsoft.com/office/word/2012/wordml" xmlns:w16cex="http://schemas.microsoft.com/office/word/2018/wordml/cex" xmlns:w16cid="http://schemas.microsoft.com/office/word/2016/wordml/cid" xmlns:w16="http://schemas.microsoft.com/office/word/2018/wordml" xmlns:w16sdtdh="http://schemas.microsoft.com/office/word/2020/wordml/sdtdatahash" xmlns:w16se="http://schemas.microsoft.com/office/word/2015/wordml/symex" xmlns:wpg="http://schemas.microsoft.com/office/word/2010/wordprocessingGroup" xmlns:wpi="http://schemas.microsoft.com/office/word/2010/wordprocessingInk" xmlns:wne="http://schemas.microsoft.com/office/word/2006/wordml" xmlns:wps="http://schemas.microsoft.com/office/word/2010/wordprocessingShape" mc:Ignorable="w14 w15 w16se w16cid w16 w16cex w16sdtdh wp14">
+<w:endnotes xmlns:wpc="http://schemas.microsoft.com/office/word/2010/wordprocessingCanvas" xmlns:cx="http://schemas.microsoft.com/office/drawing/2014/chartex" xmlns:cx1="http://schemas.microsoft.com/office/drawing/2015/9/8/chartex" xmlns:cx2="http://schemas.microsoft.com/office/drawing/2015/10/21/chartex" xmlns:cx3="http://schemas.microsoft.com/office/drawing/2016/5/9/chartex" xmlns:cx4="http://schemas.microsoft.com/office/drawing/2016/5/10/chartex" xmlns:cx5="http://schemas.microsoft.com/office/drawing/2016/5/11/chartex" xmlns:cx6="http://schemas.microsoft.com/office/drawing/2016/5/12/chartex" xmlns:cx7="http://schemas.microsoft.com/office/drawing/2016/5/13/chartex" xmlns:cx8="http://schemas.microsoft.com/office/drawing/2016/5/14/chartex" xmlns:mc="http://schemas.openxmlformats.org/markup-compatibility/2006" xmlns:aink="http://schemas.microsoft.com/office/drawing/2016/ink" xmlns:am3d="http://schemas.microsoft.com/office/drawing/2017/model3d" xmlns:o="urn:schemas-microsoft-com:office:office" xmlns:oel="http://schemas.microsoft.com/office/2019/extlst" xmlns:r="http://schemas.openxmlformats.org/officeDocument/2006/relationships" xmlns:m="http://schemas.openxmlformats.org/officeDocument/2006/math" xmlns:v="urn:schemas-microsoft-com:vml" xmlns:wp14="http://schemas.microsoft.com/office/word/2010/wordprocessingDrawing" xmlns:wp="http://schemas.openxmlformats.org/drawingml/2006/wordprocessingDrawing" xmlns:w10="urn:schemas-microsoft-com:office:word" xmlns:w="http://schemas.openxmlformats.org/wordprocessingml/2006/main" xmlns:w14="http://schemas.microsoft.com/office/word/2010/wordml" xmlns:w15="http://schemas.microsoft.com/office/word/2012/wordml" xmlns:w16cex="http://schemas.microsoft.com/office/word/2018/wordml/cex" xmlns:w16cid="http://schemas.microsoft.com/office/word/2016/wordml/cid" xmlns:w16="http://schemas.microsoft.com/office/word/2018/wordml" xmlns:w16du="http://schemas.microsoft.com/office/word/2023/wordml/word16du" xmlns:w16sdtdh="http://schemas.microsoft.com/office/word/2020/wordml/sdtdatahash" xmlns:w16sdtfl="http://schemas.microsoft.com/office/word/2024/wordml/sdtformatlock" xmlns:w16se="http://schemas.microsoft.com/office/word/2015/wordml/symex" xmlns:wpg="http://schemas.microsoft.com/office/word/2010/wordprocessingGroup" xmlns:wpi="http://schemas.microsoft.com/office/word/2010/wordprocessingInk" xmlns:wne="http://schemas.microsoft.com/office/word/2006/wordml" xmlns:wps="http://schemas.microsoft.com/office/word/2010/wordprocessingShape" mc:Ignorable="w14 w15 w16se w16cid w16 w16cex w16sdtdh w16sdtfl w16du wp14">
   <w:endnote w:type="separator" w:id="-1">
     <w:p>
       <w:pPr>
@@ -693,7 +717,7 @@
 </file>
 
 <file path=word/footer1.xml><?xml version="1.0" encoding="utf-8"?>
-<w:ftr xmlns:wpc="http://schemas.microsoft.com/office/word/2010/wordprocessingCanvas" xmlns:cx="http://schemas.microsoft.com/office/drawing/2014/chartex" xmlns:cx1="http://schemas.microsoft.com/office/drawing/2015/9/8/chartex" xmlns:cx2="http://schemas.microsoft.com/office/drawing/2015/10/21/chartex" xmlns:cx3="http://schemas.microsoft.com/office/drawing/2016/5/9/chartex" xmlns:cx4="http://schemas.microsoft.com/office/drawing/2016/5/10/chartex" xmlns:cx5="http://schemas.microsoft.com/office/drawing/2016/5/11/chartex" xmlns:cx6="http://schemas.microsoft.com/office/drawing/2016/5/12/chartex" xmlns:cx7="http://schemas.microsoft.com/office/drawing/2016/5/13/chartex" xmlns:cx8="http://schemas.microsoft.com/office/drawing/2016/5/14/chartex" xmlns:mc="http://schemas.openxmlformats.org/markup-compatibility/2006" xmlns:aink="http://schemas.microsoft.com/office/drawing/2016/ink" xmlns:am3d="http://schemas.microsoft.com/office/drawing/2017/model3d" xmlns:o="urn:schemas-microsoft-com:office:office" xmlns:oel="http://schemas.microsoft.com/office/2019/extlst" xmlns:r="http://schemas.openxmlformats.org/officeDocument/2006/relationships" xmlns:m="http://schemas.openxmlformats.org/officeDocument/2006/math" xmlns:v="urn:schemas-microsoft-com:vml" xmlns:wp14="http://schemas.microsoft.com/office/word/2010/wordprocessingDrawing" xmlns:wp="http://schemas.openxmlformats.org/drawingml/2006/wordprocessingDrawing" xmlns:w10="urn:schemas-microsoft-com:office:word" xmlns:w="http://schemas.openxmlformats.org/wordprocessingml/2006/main" xmlns:w14="http://schemas.microsoft.com/office/word/2010/wordml" xmlns:w15="http://schemas.microsoft.com/office/word/2012/wordml" xmlns:w16cex="http://schemas.microsoft.com/office/word/2018/wordml/cex" xmlns:w16cid="http://schemas.microsoft.com/office/word/2016/wordml/cid" xmlns:w16="http://schemas.microsoft.com/office/word/2018/wordml" xmlns:w16sdtdh="http://schemas.microsoft.com/office/word/2020/wordml/sdtdatahash" xmlns:w16se="http://schemas.microsoft.com/office/word/2015/wordml/symex" xmlns:wpg="http://schemas.microsoft.com/office/word/2010/wordprocessingGroup" xmlns:wpi="http://schemas.microsoft.com/office/word/2010/wordprocessingInk" xmlns:wne="http://schemas.microsoft.com/office/word/2006/wordml" xmlns:wps="http://schemas.microsoft.com/office/word/2010/wordprocessingShape" mc:Ignorable="w14 w15 w16se w16cid w16 w16cex w16sdtdh wp14">
+<w:ftr xmlns:wpc="http://schemas.microsoft.com/office/word/2010/wordprocessingCanvas" xmlns:cx="http://schemas.microsoft.com/office/drawing/2014/chartex" xmlns:cx1="http://schemas.microsoft.com/office/drawing/2015/9/8/chartex" xmlns:cx2="http://schemas.microsoft.com/office/drawing/2015/10/21/chartex" xmlns:cx3="http://schemas.microsoft.com/office/drawing/2016/5/9/chartex" xmlns:cx4="http://schemas.microsoft.com/office/drawing/2016/5/10/chartex" xmlns:cx5="http://schemas.microsoft.com/office/drawing/2016/5/11/chartex" xmlns:cx6="http://schemas.microsoft.com/office/drawing/2016/5/12/chartex" xmlns:cx7="http://schemas.microsoft.com/office/drawing/2016/5/13/chartex" xmlns:cx8="http://schemas.microsoft.com/office/drawing/2016/5/14/chartex" xmlns:mc="http://schemas.openxmlformats.org/markup-compatibility/2006" xmlns:aink="http://schemas.microsoft.com/office/drawing/2016/ink" xmlns:am3d="http://schemas.microsoft.com/office/drawing/2017/model3d" xmlns:o="urn:schemas-microsoft-com:office:office" xmlns:oel="http://schemas.microsoft.com/office/2019/extlst" xmlns:r="http://schemas.openxmlformats.org/officeDocument/2006/relationships" xmlns:m="http://schemas.openxmlformats.org/officeDocument/2006/math" xmlns:v="urn:schemas-microsoft-com:vml" xmlns:wp14="http://schemas.microsoft.com/office/word/2010/wordprocessingDrawing" xmlns:wp="http://schemas.openxmlformats.org/drawingml/2006/wordprocessingDrawing" xmlns:w10="urn:schemas-microsoft-com:office:word" xmlns:w="http://schemas.openxmlformats.org/wordprocessingml/2006/main" xmlns:w14="http://schemas.microsoft.com/office/word/2010/wordml" xmlns:w15="http://schemas.microsoft.com/office/word/2012/wordml" xmlns:w16cex="http://schemas.microsoft.com/office/word/2018/wordml/cex" xmlns:w16cid="http://schemas.microsoft.com/office/word/2016/wordml/cid" xmlns:w16="http://schemas.microsoft.com/office/word/2018/wordml" xmlns:w16du="http://schemas.microsoft.com/office/word/2023/wordml/word16du" xmlns:w16sdtdh="http://schemas.microsoft.com/office/word/2020/wordml/sdtdatahash" xmlns:w16sdtfl="http://schemas.microsoft.com/office/word/2024/wordml/sdtformatlock" xmlns:w16se="http://schemas.microsoft.com/office/word/2015/wordml/symex" xmlns:wpg="http://schemas.microsoft.com/office/word/2010/wordprocessingGroup" xmlns:wpi="http://schemas.microsoft.com/office/word/2010/wordprocessingInk" xmlns:wne="http://schemas.microsoft.com/office/word/2006/wordml" xmlns:wps="http://schemas.microsoft.com/office/word/2010/wordprocessingShape" mc:Ignorable="w14 w15 w16se w16cid w16 w16cex w16sdtdh w16sdtfl w16du wp14">
   <w:p>
     <w:pPr>
       <w:pStyle w:val="Footer"/>
@@ -703,7 +727,7 @@
 </file>
 
 <file path=word/footer2.xml><?xml version="1.0" encoding="utf-8"?>
-<w:ftr xmlns:wpc="http://schemas.microsoft.com/office/word/2010/wordprocessingCanvas" xmlns:cx="http://schemas.microsoft.com/office/drawing/2014/chartex" xmlns:cx1="http://schemas.microsoft.com/office/drawing/2015/9/8/chartex" xmlns:cx2="http://schemas.microsoft.com/office/drawing/2015/10/21/chartex" xmlns:cx3="http://schemas.microsoft.com/office/drawing/2016/5/9/chartex" xmlns:cx4="http://schemas.microsoft.com/office/drawing/2016/5/10/chartex" xmlns:cx5="http://schemas.microsoft.com/office/drawing/2016/5/11/chartex" xmlns:cx6="http://schemas.microsoft.com/office/drawing/2016/5/12/chartex" xmlns:cx7="http://schemas.microsoft.com/office/drawing/2016/5/13/chartex" xmlns:cx8="http://schemas.microsoft.com/office/drawing/2016/5/14/chartex" xmlns:mc="http://schemas.openxmlformats.org/markup-compatibility/2006" xmlns:aink="http://schemas.microsoft.com/office/drawing/2016/ink" xmlns:am3d="http://schemas.microsoft.com/office/drawing/2017/model3d" xmlns:o="urn:schemas-microsoft-com:office:office" xmlns:oel="http://schemas.microsoft.com/office/2019/extlst" xmlns:r="http://schemas.openxmlformats.org/officeDocument/2006/relationships" xmlns:m="http://schemas.openxmlformats.org/officeDocument/2006/math" xmlns:v="urn:schemas-microsoft-com:vml" xmlns:wp14="http://schemas.microsoft.com/office/word/2010/wordprocessingDrawing" xmlns:wp="http://schemas.openxmlformats.org/drawingml/2006/wordprocessingDrawing" xmlns:w10="urn:schemas-microsoft-com:office:word" xmlns:w="http://schemas.openxmlformats.org/wordprocessingml/2006/main" xmlns:w14="http://schemas.microsoft.com/office/word/2010/wordml" xmlns:w15="http://schemas.microsoft.com/office/word/2012/wordml" xmlns:w16cex="http://schemas.microsoft.com/office/word/2018/wordml/cex" xmlns:w16cid="http://schemas.microsoft.com/office/word/2016/wordml/cid" xmlns:w16="http://schemas.microsoft.com/office/word/2018/wordml" xmlns:w16sdtdh="http://schemas.microsoft.com/office/word/2020/wordml/sdtdatahash" xmlns:w16se="http://schemas.microsoft.com/office/word/2015/wordml/symex" xmlns:wpg="http://schemas.microsoft.com/office/word/2010/wordprocessingGroup" xmlns:wpi="http://schemas.microsoft.com/office/word/2010/wordprocessingInk" xmlns:wne="http://schemas.microsoft.com/office/word/2006/wordml" xmlns:wps="http://schemas.microsoft.com/office/word/2010/wordprocessingShape" mc:Ignorable="w14 w15 w16se w16cid w16 w16cex w16sdtdh wp14">
+<w:ftr xmlns:wpc="http://schemas.microsoft.com/office/word/2010/wordprocessingCanvas" xmlns:cx="http://schemas.microsoft.com/office/drawing/2014/chartex" xmlns:cx1="http://schemas.microsoft.com/office/drawing/2015/9/8/chartex" xmlns:cx2="http://schemas.microsoft.com/office/drawing/2015/10/21/chartex" xmlns:cx3="http://schemas.microsoft.com/office/drawing/2016/5/9/chartex" xmlns:cx4="http://schemas.microsoft.com/office/drawing/2016/5/10/chartex" xmlns:cx5="http://schemas.microsoft.com/office/drawing/2016/5/11/chartex" xmlns:cx6="http://schemas.microsoft.com/office/drawing/2016/5/12/chartex" xmlns:cx7="http://schemas.microsoft.com/office/drawing/2016/5/13/chartex" xmlns:cx8="http://schemas.microsoft.com/office/drawing/2016/5/14/chartex" xmlns:mc="http://schemas.openxmlformats.org/markup-compatibility/2006" xmlns:aink="http://schemas.microsoft.com/office/drawing/2016/ink" xmlns:am3d="http://schemas.microsoft.com/office/drawing/2017/model3d" xmlns:o="urn:schemas-microsoft-com:office:office" xmlns:oel="http://schemas.microsoft.com/office/2019/extlst" xmlns:r="http://schemas.openxmlformats.org/officeDocument/2006/relationships" xmlns:m="http://schemas.openxmlformats.org/officeDocument/2006/math" xmlns:v="urn:schemas-microsoft-com:vml" xmlns:wp14="http://schemas.microsoft.com/office/word/2010/wordprocessingDrawing" xmlns:wp="http://schemas.openxmlformats.org/drawingml/2006/wordprocessingDrawing" xmlns:w10="urn:schemas-microsoft-com:office:word" xmlns:w="http://schemas.openxmlformats.org/wordprocessingml/2006/main" xmlns:w14="http://schemas.microsoft.com/office/word/2010/wordml" xmlns:w15="http://schemas.microsoft.com/office/word/2012/wordml" xmlns:w16cex="http://schemas.microsoft.com/office/word/2018/wordml/cex" xmlns:w16cid="http://schemas.microsoft.com/office/word/2016/wordml/cid" xmlns:w16="http://schemas.microsoft.com/office/word/2018/wordml" xmlns:w16du="http://schemas.microsoft.com/office/word/2023/wordml/word16du" xmlns:w16sdtdh="http://schemas.microsoft.com/office/word/2020/wordml/sdtdatahash" xmlns:w16sdtfl="http://schemas.microsoft.com/office/word/2024/wordml/sdtformatlock" xmlns:w16se="http://schemas.microsoft.com/office/word/2015/wordml/symex" xmlns:wpg="http://schemas.microsoft.com/office/word/2010/wordprocessingGroup" xmlns:wpi="http://schemas.microsoft.com/office/word/2010/wordprocessingInk" xmlns:wne="http://schemas.microsoft.com/office/word/2006/wordml" xmlns:wps="http://schemas.microsoft.com/office/word/2010/wordprocessingShape" mc:Ignorable="w14 w15 w16se w16cid w16 w16cex w16sdtdh w16sdtfl w16du wp14">
   <w:p>
     <w:pPr>
       <w:pStyle w:val="Footer"/>
@@ -713,7 +737,7 @@
 </file>
 
 <file path=word/footer3.xml><?xml version="1.0" encoding="utf-8"?>
-<w:ftr xmlns:wpc="http://schemas.microsoft.com/office/word/2010/wordprocessingCanvas" xmlns:cx="http://schemas.microsoft.com/office/drawing/2014/chartex" xmlns:cx1="http://schemas.microsoft.com/office/drawing/2015/9/8/chartex" xmlns:cx2="http://schemas.microsoft.com/office/drawing/2015/10/21/chartex" xmlns:cx3="http://schemas.microsoft.com/office/drawing/2016/5/9/chartex" xmlns:cx4="http://schemas.microsoft.com/office/drawing/2016/5/10/chartex" xmlns:cx5="http://schemas.microsoft.com/office/drawing/2016/5/11/chartex" xmlns:cx6="http://schemas.microsoft.com/office/drawing/2016/5/12/chartex" xmlns:cx7="http://schemas.microsoft.com/office/drawing/2016/5/13/chartex" xmlns:cx8="http://schemas.microsoft.com/office/drawing/2016/5/14/chartex" xmlns:mc="http://schemas.openxmlformats.org/markup-compatibility/2006" xmlns:aink="http://schemas.microsoft.com/office/drawing/2016/ink" xmlns:am3d="http://schemas.microsoft.com/office/drawing/2017/model3d" xmlns:o="urn:schemas-microsoft-com:office:office" xmlns:oel="http://schemas.microsoft.com/office/2019/extlst" xmlns:r="http://schemas.openxmlformats.org/officeDocument/2006/relationships" xmlns:m="http://schemas.openxmlformats.org/officeDocument/2006/math" xmlns:v="urn:schemas-microsoft-com:vml" xmlns:wp14="http://schemas.microsoft.com/office/word/2010/wordprocessingDrawing" xmlns:wp="http://schemas.openxmlformats.org/drawingml/2006/wordprocessingDrawing" xmlns:w10="urn:schemas-microsoft-com:office:word" xmlns:w="http://schemas.openxmlformats.org/wordprocessingml/2006/main" xmlns:w14="http://schemas.microsoft.com/office/word/2010/wordml" xmlns:w15="http://schemas.microsoft.com/office/word/2012/wordml" xmlns:w16cex="http://schemas.microsoft.com/office/word/2018/wordml/cex" xmlns:w16cid="http://schemas.microsoft.com/office/word/2016/wordml/cid" xmlns:w16="http://schemas.microsoft.com/office/word/2018/wordml" xmlns:w16sdtdh="http://schemas.microsoft.com/office/word/2020/wordml/sdtdatahash" xmlns:w16se="http://schemas.microsoft.com/office/word/2015/wordml/symex" xmlns:wpg="http://schemas.microsoft.com/office/word/2010/wordprocessingGroup" xmlns:wpi="http://schemas.microsoft.com/office/word/2010/wordprocessingInk" xmlns:wne="http://schemas.microsoft.com/office/word/2006/wordml" xmlns:wps="http://schemas.microsoft.com/office/word/2010/wordprocessingShape" mc:Ignorable="w14 w15 w16se w16cid w16 w16cex w16sdtdh wp14">
+<w:ftr xmlns:wpc="http://schemas.microsoft.com/office/word/2010/wordprocessingCanvas" xmlns:cx="http://schemas.microsoft.com/office/drawing/2014/chartex" xmlns:cx1="http://schemas.microsoft.com/office/drawing/2015/9/8/chartex" xmlns:cx2="http://schemas.microsoft.com/office/drawing/2015/10/21/chartex" xmlns:cx3="http://schemas.microsoft.com/office/drawing/2016/5/9/chartex" xmlns:cx4="http://schemas.microsoft.com/office/drawing/2016/5/10/chartex" xmlns:cx5="http://schemas.microsoft.com/office/drawing/2016/5/11/chartex" xmlns:cx6="http://schemas.microsoft.com/office/drawing/2016/5/12/chartex" xmlns:cx7="http://schemas.microsoft.com/office/drawing/2016/5/13/chartex" xmlns:cx8="http://schemas.microsoft.com/office/drawing/2016/5/14/chartex" xmlns:mc="http://schemas.openxmlformats.org/markup-compatibility/2006" xmlns:aink="http://schemas.microsoft.com/office/drawing/2016/ink" xmlns:am3d="http://schemas.microsoft.com/office/drawing/2017/model3d" xmlns:o="urn:schemas-microsoft-com:office:office" xmlns:oel="http://schemas.microsoft.com/office/2019/extlst" xmlns:r="http://schemas.openxmlformats.org/officeDocument/2006/relationships" xmlns:m="http://schemas.openxmlformats.org/officeDocument/2006/math" xmlns:v="urn:schemas-microsoft-com:vml" xmlns:wp14="http://schemas.microsoft.com/office/word/2010/wordprocessingDrawing" xmlns:wp="http://schemas.openxmlformats.org/drawingml/2006/wordprocessingDrawing" xmlns:w10="urn:schemas-microsoft-com:office:word" xmlns:w="http://schemas.openxmlformats.org/wordprocessingml/2006/main" xmlns:w14="http://schemas.microsoft.com/office/word/2010/wordml" xmlns:w15="http://schemas.microsoft.com/office/word/2012/wordml" xmlns:w16cex="http://schemas.microsoft.com/office/word/2018/wordml/cex" xmlns:w16cid="http://schemas.microsoft.com/office/word/2016/wordml/cid" xmlns:w16="http://schemas.microsoft.com/office/word/2018/wordml" xmlns:w16du="http://schemas.microsoft.com/office/word/2023/wordml/word16du" xmlns:w16sdtdh="http://schemas.microsoft.com/office/word/2020/wordml/sdtdatahash" xmlns:w16sdtfl="http://schemas.microsoft.com/office/word/2024/wordml/sdtformatlock" xmlns:w16se="http://schemas.microsoft.com/office/word/2015/wordml/symex" xmlns:wpg="http://schemas.microsoft.com/office/word/2010/wordprocessingGroup" xmlns:wpi="http://schemas.microsoft.com/office/word/2010/wordprocessingInk" xmlns:wne="http://schemas.microsoft.com/office/word/2006/wordml" xmlns:wps="http://schemas.microsoft.com/office/word/2010/wordprocessingShape" mc:Ignorable="w14 w15 w16se w16cid w16 w16cex w16sdtdh w16sdtfl w16du wp14">
   <w:p>
     <w:pPr>
       <w:pStyle w:val="Footer"/>
@@ -723,7 +747,7 @@
 </file>
 
 <file path=word/footnotes.xml><?xml version="1.0" encoding="utf-8"?>
-<w:footnotes xmlns:wpc="http://schemas.microsoft.com/office/word/2010/wordprocessingCanvas" xmlns:cx="http://schemas.microsoft.com/office/drawing/2014/chartex" xmlns:cx1="http://schemas.microsoft.com/office/drawing/2015/9/8/chartex" xmlns:cx2="http://schemas.microsoft.com/office/drawing/2015/10/21/chartex" xmlns:cx3="http://schemas.microsoft.com/office/drawing/2016/5/9/chartex" xmlns:cx4="http://schemas.microsoft.com/office/drawing/2016/5/10/chartex" xmlns:cx5="http://schemas.microsoft.com/office/drawing/2016/5/11/chartex" xmlns:cx6="http://schemas.microsoft.com/office/drawing/2016/5/12/chartex" xmlns:cx7="http://schemas.microsoft.com/office/drawing/2016/5/13/chartex" xmlns:cx8="http://schemas.microsoft.com/office/drawing/2016/5/14/chartex" xmlns:mc="http://schemas.openxmlformats.org/markup-compatibility/2006" xmlns:aink="http://schemas.microsoft.com/office/drawing/2016/ink" xmlns:am3d="http://schemas.microsoft.com/office/drawing/2017/model3d" xmlns:o="urn:schemas-microsoft-com:office:office" xmlns:oel="http://schemas.microsoft.com/office/2019/extlst" xmlns:r="http://schemas.openxmlformats.org/officeDocument/2006/relationships" xmlns:m="http://schemas.openxmlformats.org/officeDocument/2006/math" xmlns:v="urn:schemas-microsoft-com:vml" xmlns:wp14="http://schemas.microsoft.com/office/word/2010/wordprocessingDrawing" xmlns:wp="http://schemas.openxmlformats.org/drawingml/2006/wordprocessingDrawing" xmlns:w10="urn:schemas-microsoft-com:office:word" xmlns:w="http://schemas.openxmlformats.org/wordprocessingml/2006/main" xmlns:w14="http://schemas.microsoft.com/office/word/2010/wordml" xmlns:w15="http://schemas.microsoft.com/office/word/2012/wordml" xmlns:w16cex="http://schemas.microsoft.com/office/word/2018/wordml/cex" xmlns:w16cid="http://schemas.microsoft.com/office/word/2016/wordml/cid" xmlns:w16="http://schemas.microsoft.com/office/word/2018/wordml" xmlns:w16sdtdh="http://schemas.microsoft.com/office/word/2020/wordml/sdtdatahash" xmlns:w16se="http://schemas.microsoft.com/office/word/2015/wordml/symex" xmlns:wpg="http://schemas.microsoft.com/office/word/2010/wordprocessingGroup" xmlns:wpi="http://schemas.microsoft.com/office/word/2010/wordprocessingInk" xmlns:wne="http://schemas.microsoft.com/office/word/2006/wordml" xmlns:wps="http://schemas.microsoft.com/office/word/2010/wordprocessingShape" mc:Ignorable="w14 w15 w16se w16cid w16 w16cex w16sdtdh wp14">
+<w:footnotes xmlns:wpc="http://schemas.microsoft.com/office/word/2010/wordprocessingCanvas" xmlns:cx="http://schemas.microsoft.com/office/drawing/2014/chartex" xmlns:cx1="http://schemas.microsoft.com/office/drawing/2015/9/8/chartex" xmlns:cx2="http://schemas.microsoft.com/office/drawing/2015/10/21/chartex" xmlns:cx3="http://schemas.microsoft.com/office/drawing/2016/5/9/chartex" xmlns:cx4="http://schemas.microsoft.com/office/drawing/2016/5/10/chartex" xmlns:cx5="http://schemas.microsoft.com/office/drawing/2016/5/11/chartex" xmlns:cx6="http://schemas.microsoft.com/office/drawing/2016/5/12/chartex" xmlns:cx7="http://schemas.microsoft.com/office/drawing/2016/5/13/chartex" xmlns:cx8="http://schemas.microsoft.com/office/drawing/2016/5/14/chartex" xmlns:mc="http://schemas.openxmlformats.org/markup-compatibility/2006" xmlns:aink="http://schemas.microsoft.com/office/drawing/2016/ink" xmlns:am3d="http://schemas.microsoft.com/office/drawing/2017/model3d" xmlns:o="urn:schemas-microsoft-com:office:office" xmlns:oel="http://schemas.microsoft.com/office/2019/extlst" xmlns:r="http://schemas.openxmlformats.org/officeDocument/2006/relationships" xmlns:m="http://schemas.openxmlformats.org/officeDocument/2006/math" xmlns:v="urn:schemas-microsoft-com:vml" xmlns:wp14="http://schemas.microsoft.com/office/word/2010/wordprocessingDrawing" xmlns:wp="http://schemas.openxmlformats.org/drawingml/2006/wordprocessingDrawing" xmlns:w10="urn:schemas-microsoft-com:office:word" xmlns:w="http://schemas.openxmlformats.org/wordprocessingml/2006/main" xmlns:w14="http://schemas.microsoft.com/office/word/2010/wordml" xmlns:w15="http://schemas.microsoft.com/office/word/2012/wordml" xmlns:w16cex="http://schemas.microsoft.com/office/word/2018/wordml/cex" xmlns:w16cid="http://schemas.microsoft.com/office/word/2016/wordml/cid" xmlns:w16="http://schemas.microsoft.com/office/word/2018/wordml" xmlns:w16du="http://schemas.microsoft.com/office/word/2023/wordml/word16du" xmlns:w16sdtdh="http://schemas.microsoft.com/office/word/2020/wordml/sdtdatahash" xmlns:w16sdtfl="http://schemas.microsoft.com/office/word/2024/wordml/sdtformatlock" xmlns:w16se="http://schemas.microsoft.com/office/word/2015/wordml/symex" xmlns:wpg="http://schemas.microsoft.com/office/word/2010/wordprocessingGroup" xmlns:wpi="http://schemas.microsoft.com/office/word/2010/wordprocessingInk" xmlns:wne="http://schemas.microsoft.com/office/word/2006/wordml" xmlns:wps="http://schemas.microsoft.com/office/word/2010/wordprocessingShape" mc:Ignorable="w14 w15 w16se w16cid w16 w16cex w16sdtdh w16sdtfl w16du wp14">
   <w:footnote w:type="separator" w:id="-1">
     <w:p>
       <w:pPr>
@@ -748,7 +772,7 @@
 </file>
 
 <file path=word/header1.xml><?xml version="1.0" encoding="utf-8"?>
-<w:hdr xmlns:wpc="http://schemas.microsoft.com/office/word/2010/wordprocessingCanvas" xmlns:cx="http://schemas.microsoft.com/office/drawing/2014/chartex" xmlns:cx1="http://schemas.microsoft.com/office/drawing/2015/9/8/chartex" xmlns:cx2="http://schemas.microsoft.com/office/drawing/2015/10/21/chartex" xmlns:cx3="http://schemas.microsoft.com/office/drawing/2016/5/9/chartex" xmlns:cx4="http://schemas.microsoft.com/office/drawing/2016/5/10/chartex" xmlns:cx5="http://schemas.microsoft.com/office/drawing/2016/5/11/chartex" xmlns:cx6="http://schemas.microsoft.com/office/drawing/2016/5/12/chartex" xmlns:cx7="http://schemas.microsoft.com/office/drawing/2016/5/13/chartex" xmlns:cx8="http://schemas.microsoft.com/office/drawing/2016/5/14/chartex" xmlns:mc="http://schemas.openxmlformats.org/markup-compatibility/2006" xmlns:aink="http://schemas.microsoft.com/office/drawing/2016/ink" xmlns:am3d="http://schemas.microsoft.com/office/drawing/2017/model3d" xmlns:o="urn:schemas-microsoft-com:office:office" xmlns:oel="http://schemas.microsoft.com/office/2019/extlst" xmlns:r="http://schemas.openxmlformats.org/officeDocument/2006/relationships" xmlns:m="http://schemas.openxmlformats.org/officeDocument/2006/math" xmlns:v="urn:schemas-microsoft-com:vml" xmlns:wp14="http://schemas.microsoft.com/office/word/2010/wordprocessingDrawing" xmlns:wp="http://schemas.openxmlformats.org/drawingml/2006/wordprocessingDrawing" xmlns:w10="urn:schemas-microsoft-com:office:word" xmlns:w="http://schemas.openxmlformats.org/wordprocessingml/2006/main" xmlns:w14="http://schemas.microsoft.com/office/word/2010/wordml" xmlns:w15="http://schemas.microsoft.com/office/word/2012/wordml" xmlns:w16cex="http://schemas.microsoft.com/office/word/2018/wordml/cex" xmlns:w16cid="http://schemas.microsoft.com/office/word/2016/wordml/cid" xmlns:w16="http://schemas.microsoft.com/office/word/2018/wordml" xmlns:w16sdtdh="http://schemas.microsoft.com/office/word/2020/wordml/sdtdatahash" xmlns:w16se="http://schemas.microsoft.com/office/word/2015/wordml/symex" xmlns:wpg="http://schemas.microsoft.com/office/word/2010/wordprocessingGroup" xmlns:wpi="http://schemas.microsoft.com/office/word/2010/wordprocessingInk" xmlns:wne="http://schemas.microsoft.com/office/word/2006/wordml" xmlns:wps="http://schemas.microsoft.com/office/word/2010/wordprocessingShape" mc:Ignorable="w14 w15 w16se w16cid w16 w16cex w16sdtdh wp14">
+<w:hdr xmlns:wpc="http://schemas.microsoft.com/office/word/2010/wordprocessingCanvas" xmlns:cx="http://schemas.microsoft.com/office/drawing/2014/chartex" xmlns:cx1="http://schemas.microsoft.com/office/drawing/2015/9/8/chartex" xmlns:cx2="http://schemas.microsoft.com/office/drawing/2015/10/21/chartex" xmlns:cx3="http://schemas.microsoft.com/office/drawing/2016/5/9/chartex" xmlns:cx4="http://schemas.microsoft.com/office/drawing/2016/5/10/chartex" xmlns:cx5="http://schemas.microsoft.com/office/drawing/2016/5/11/chartex" xmlns:cx6="http://schemas.microsoft.com/office/drawing/2016/5/12/chartex" xmlns:cx7="http://schemas.microsoft.com/office/drawing/2016/5/13/chartex" xmlns:cx8="http://schemas.microsoft.com/office/drawing/2016/5/14/chartex" xmlns:mc="http://schemas.openxmlformats.org/markup-compatibility/2006" xmlns:aink="http://schemas.microsoft.com/office/drawing/2016/ink" xmlns:am3d="http://schemas.microsoft.com/office/drawing/2017/model3d" xmlns:o="urn:schemas-microsoft-com:office:office" xmlns:oel="http://schemas.microsoft.com/office/2019/extlst" xmlns:r="http://schemas.openxmlformats.org/officeDocument/2006/relationships" xmlns:m="http://schemas.openxmlformats.org/officeDocument/2006/math" xmlns:v="urn:schemas-microsoft-com:vml" xmlns:wp14="http://schemas.microsoft.com/office/word/2010/wordprocessingDrawing" xmlns:wp="http://schemas.openxmlformats.org/drawingml/2006/wordprocessingDrawing" xmlns:w10="urn:schemas-microsoft-com:office:word" xmlns:w="http://schemas.openxmlformats.org/wordprocessingml/2006/main" xmlns:w14="http://schemas.microsoft.com/office/word/2010/wordml" xmlns:w15="http://schemas.microsoft.com/office/word/2012/wordml" xmlns:w16cex="http://schemas.microsoft.com/office/word/2018/wordml/cex" xmlns:w16cid="http://schemas.microsoft.com/office/word/2016/wordml/cid" xmlns:w16="http://schemas.microsoft.com/office/word/2018/wordml" xmlns:w16du="http://schemas.microsoft.com/office/word/2023/wordml/word16du" xmlns:w16sdtdh="http://schemas.microsoft.com/office/word/2020/wordml/sdtdatahash" xmlns:w16sdtfl="http://schemas.microsoft.com/office/word/2024/wordml/sdtformatlock" xmlns:w16se="http://schemas.microsoft.com/office/word/2015/wordml/symex" xmlns:wpg="http://schemas.microsoft.com/office/word/2010/wordprocessingGroup" xmlns:wpi="http://schemas.microsoft.com/office/word/2010/wordprocessingInk" xmlns:wne="http://schemas.microsoft.com/office/word/2006/wordml" xmlns:wps="http://schemas.microsoft.com/office/word/2010/wordprocessingShape" mc:Ignorable="w14 w15 w16se w16cid w16 w16cex w16sdtdh w16sdtfl w16du wp14">
   <w:p>
     <w:pPr>
       <w:pStyle w:val="Header"/>
@@ -758,7 +782,7 @@
 </file>
 
 <file path=word/header2.xml><?xml version="1.0" encoding="utf-8"?>
-<w:hdr xmlns:wpc="http://schemas.microsoft.com/office/word/2010/wordprocessingCanvas" xmlns:cx="http://schemas.microsoft.com/office/drawing/2014/chartex" xmlns:cx1="http://schemas.microsoft.com/office/drawing/2015/9/8/chartex" xmlns:cx2="http://schemas.microsoft.com/office/drawing/2015/10/21/chartex" xmlns:cx3="http://schemas.microsoft.com/office/drawing/2016/5/9/chartex" xmlns:cx4="http://schemas.microsoft.com/office/drawing/2016/5/10/chartex" xmlns:cx5="http://schemas.microsoft.com/office/drawing/2016/5/11/chartex" xmlns:cx6="http://schemas.microsoft.com/office/drawing/2016/5/12/chartex" xmlns:cx7="http://schemas.microsoft.com/office/drawing/2016/5/13/chartex" xmlns:cx8="http://schemas.microsoft.com/office/drawing/2016/5/14/chartex" xmlns:mc="http://schemas.openxmlformats.org/markup-compatibility/2006" xmlns:aink="http://schemas.microsoft.com/office/drawing/2016/ink" xmlns:am3d="http://schemas.microsoft.com/office/drawing/2017/model3d" xmlns:o="urn:schemas-microsoft-com:office:office" xmlns:oel="http://schemas.microsoft.com/office/2019/extlst" xmlns:r="http://schemas.openxmlformats.org/officeDocument/2006/relationships" xmlns:m="http://schemas.openxmlformats.org/officeDocument/2006/math" xmlns:v="urn:schemas-microsoft-com:vml" xmlns:wp14="http://schemas.microsoft.com/office/word/2010/wordprocessingDrawing" xmlns:wp="http://schemas.openxmlformats.org/drawingml/2006/wordprocessingDrawing" xmlns:w10="urn:schemas-microsoft-com:office:word" xmlns:w="http://schemas.openxmlformats.org/wordprocessingml/2006/main" xmlns:w14="http://schemas.microsoft.com/office/word/2010/wordml" xmlns:w15="http://schemas.microsoft.com/office/word/2012/wordml" xmlns:w16cex="http://schemas.microsoft.com/office/word/2018/wordml/cex" xmlns:w16cid="http://schemas.microsoft.com/office/word/2016/wordml/cid" xmlns:w16="http://schemas.microsoft.com/office/word/2018/wordml" xmlns:w16sdtdh="http://schemas.microsoft.com/office/word/2020/wordml/sdtdatahash" xmlns:w16se="http://schemas.microsoft.com/office/word/2015/wordml/symex" xmlns:wpg="http://schemas.microsoft.com/office/word/2010/wordprocessingGroup" xmlns:wpi="http://schemas.microsoft.com/office/word/2010/wordprocessingInk" xmlns:wne="http://schemas.microsoft.com/office/word/2006/wordml" xmlns:wps="http://schemas.microsoft.com/office/word/2010/wordprocessingShape" mc:Ignorable="w14 w15 w16se w16cid w16 w16cex w16sdtdh wp14">
+<w:hdr xmlns:wpc="http://schemas.microsoft.com/office/word/2010/wordprocessingCanvas" xmlns:cx="http://schemas.microsoft.com/office/drawing/2014/chartex" xmlns:cx1="http://schemas.microsoft.com/office/drawing/2015/9/8/chartex" xmlns:cx2="http://schemas.microsoft.com/office/drawing/2015/10/21/chartex" xmlns:cx3="http://schemas.microsoft.com/office/drawing/2016/5/9/chartex" xmlns:cx4="http://schemas.microsoft.com/office/drawing/2016/5/10/chartex" xmlns:cx5="http://schemas.microsoft.com/office/drawing/2016/5/11/chartex" xmlns:cx6="http://schemas.microsoft.com/office/drawing/2016/5/12/chartex" xmlns:cx7="http://schemas.microsoft.com/office/drawing/2016/5/13/chartex" xmlns:cx8="http://schemas.microsoft.com/office/drawing/2016/5/14/chartex" xmlns:mc="http://schemas.openxmlformats.org/markup-compatibility/2006" xmlns:aink="http://schemas.microsoft.com/office/drawing/2016/ink" xmlns:am3d="http://schemas.microsoft.com/office/drawing/2017/model3d" xmlns:o="urn:schemas-microsoft-com:office:office" xmlns:oel="http://schemas.microsoft.com/office/2019/extlst" xmlns:r="http://schemas.openxmlformats.org/officeDocument/2006/relationships" xmlns:m="http://schemas.openxmlformats.org/officeDocument/2006/math" xmlns:v="urn:schemas-microsoft-com:vml" xmlns:wp14="http://schemas.microsoft.com/office/word/2010/wordprocessingDrawing" xmlns:wp="http://schemas.openxmlformats.org/drawingml/2006/wordprocessingDrawing" xmlns:w10="urn:schemas-microsoft-com:office:word" xmlns:w="http://schemas.openxmlformats.org/wordprocessingml/2006/main" xmlns:w14="http://schemas.microsoft.com/office/word/2010/wordml" xmlns:w15="http://schemas.microsoft.com/office/word/2012/wordml" xmlns:w16cex="http://schemas.microsoft.com/office/word/2018/wordml/cex" xmlns:w16cid="http://schemas.microsoft.com/office/word/2016/wordml/cid" xmlns:w16="http://schemas.microsoft.com/office/word/2018/wordml" xmlns:w16du="http://schemas.microsoft.com/office/word/2023/wordml/word16du" xmlns:w16sdtdh="http://schemas.microsoft.com/office/word/2020/wordml/sdtdatahash" xmlns:w16sdtfl="http://schemas.microsoft.com/office/word/2024/wordml/sdtformatlock" xmlns:w16se="http://schemas.microsoft.com/office/word/2015/wordml/symex" xmlns:wpg="http://schemas.microsoft.com/office/word/2010/wordprocessingGroup" xmlns:wpi="http://schemas.microsoft.com/office/word/2010/wordprocessingInk" xmlns:wne="http://schemas.microsoft.com/office/word/2006/wordml" xmlns:wps="http://schemas.microsoft.com/office/word/2010/wordprocessingShape" mc:Ignorable="w14 w15 w16se w16cid w16 w16cex w16sdtdh w16sdtfl w16du wp14">
   <w:p>
     <w:pPr>
       <w:pStyle w:val="Header"/>
@@ -769,7 +793,7 @@
 </file>
 
 <file path=word/header3.xml><?xml version="1.0" encoding="utf-8"?>
-<w:hdr xmlns:wpc="http://schemas.microsoft.com/office/word/2010/wordprocessingCanvas" xmlns:cx="http://schemas.microsoft.com/office/drawing/2014/chartex" xmlns:cx1="http://schemas.microsoft.com/office/drawing/2015/9/8/chartex" xmlns:cx2="http://schemas.microsoft.com/office/drawing/2015/10/21/chartex" xmlns:cx3="http://schemas.microsoft.com/office/drawing/2016/5/9/chartex" xmlns:cx4="http://schemas.microsoft.com/office/drawing/2016/5/10/chartex" xmlns:cx5="http://schemas.microsoft.com/office/drawing/2016/5/11/chartex" xmlns:cx6="http://schemas.microsoft.com/office/drawing/2016/5/12/chartex" xmlns:cx7="http://schemas.microsoft.com/office/drawing/2016/5/13/chartex" xmlns:cx8="http://schemas.microsoft.com/office/drawing/2016/5/14/chartex" xmlns:mc="http://schemas.openxmlformats.org/markup-compatibility/2006" xmlns:aink="http://schemas.microsoft.com/office/drawing/2016/ink" xmlns:am3d="http://schemas.microsoft.com/office/drawing/2017/model3d" xmlns:o="urn:schemas-microsoft-com:office:office" xmlns:oel="http://schemas.microsoft.com/office/2019/extlst" xmlns:r="http://schemas.openxmlformats.org/officeDocument/2006/relationships" xmlns:m="http://schemas.openxmlformats.org/officeDocument/2006/math" xmlns:v="urn:schemas-microsoft-com:vml" xmlns:wp14="http://schemas.microsoft.com/office/word/2010/wordprocessingDrawing" xmlns:wp="http://schemas.openxmlformats.org/drawingml/2006/wordprocessingDrawing" xmlns:w10="urn:schemas-microsoft-com:office:word" xmlns:w="http://schemas.openxmlformats.org/wordprocessingml/2006/main" xmlns:w14="http://schemas.microsoft.com/office/word/2010/wordml" xmlns:w15="http://schemas.microsoft.com/office/word/2012/wordml" xmlns:w16cex="http://schemas.microsoft.com/office/word/2018/wordml/cex" xmlns:w16cid="http://schemas.microsoft.com/office/word/2016/wordml/cid" xmlns:w16="http://schemas.microsoft.com/office/word/2018/wordml" xmlns:w16sdtdh="http://schemas.microsoft.com/office/word/2020/wordml/sdtdatahash" xmlns:w16se="http://schemas.microsoft.com/office/word/2015/wordml/symex" xmlns:wpg="http://schemas.microsoft.com/office/word/2010/wordprocessingGroup" xmlns:wpi="http://schemas.microsoft.com/office/word/2010/wordprocessingInk" xmlns:wne="http://schemas.microsoft.com/office/word/2006/wordml" xmlns:wps="http://schemas.microsoft.com/office/word/2010/wordprocessingShape" mc:Ignorable="w14 w15 w16se w16cid w16 w16cex w16sdtdh wp14">
+<w:hdr xmlns:wpc="http://schemas.microsoft.com/office/word/2010/wordprocessingCanvas" xmlns:cx="http://schemas.microsoft.com/office/drawing/2014/chartex" xmlns:cx1="http://schemas.microsoft.com/office/drawing/2015/9/8/chartex" xmlns:cx2="http://schemas.microsoft.com/office/drawing/2015/10/21/chartex" xmlns:cx3="http://schemas.microsoft.com/office/drawing/2016/5/9/chartex" xmlns:cx4="http://schemas.microsoft.com/office/drawing/2016/5/10/chartex" xmlns:cx5="http://schemas.microsoft.com/office/drawing/2016/5/11/chartex" xmlns:cx6="http://schemas.microsoft.com/office/drawing/2016/5/12/chartex" xmlns:cx7="http://schemas.microsoft.com/office/drawing/2016/5/13/chartex" xmlns:cx8="http://schemas.microsoft.com/office/drawing/2016/5/14/chartex" xmlns:mc="http://schemas.openxmlformats.org/markup-compatibility/2006" xmlns:aink="http://schemas.microsoft.com/office/drawing/2016/ink" xmlns:am3d="http://schemas.microsoft.com/office/drawing/2017/model3d" xmlns:o="urn:schemas-microsoft-com:office:office" xmlns:oel="http://schemas.microsoft.com/office/2019/extlst" xmlns:r="http://schemas.openxmlformats.org/officeDocument/2006/relationships" xmlns:m="http://schemas.openxmlformats.org/officeDocument/2006/math" xmlns:v="urn:schemas-microsoft-com:vml" xmlns:wp14="http://schemas.microsoft.com/office/word/2010/wordprocessingDrawing" xmlns:wp="http://schemas.openxmlformats.org/drawingml/2006/wordprocessingDrawing" xmlns:w10="urn:schemas-microsoft-com:office:word" xmlns:w="http://schemas.openxmlformats.org/wordprocessingml/2006/main" xmlns:w14="http://schemas.microsoft.com/office/word/2010/wordml" xmlns:w15="http://schemas.microsoft.com/office/word/2012/wordml" xmlns:w16cex="http://schemas.microsoft.com/office/word/2018/wordml/cex" xmlns:w16cid="http://schemas.microsoft.com/office/word/2016/wordml/cid" xmlns:w16="http://schemas.microsoft.com/office/word/2018/wordml" xmlns:w16du="http://schemas.microsoft.com/office/word/2023/wordml/word16du" xmlns:w16sdtdh="http://schemas.microsoft.com/office/word/2020/wordml/sdtdatahash" xmlns:w16sdtfl="http://schemas.microsoft.com/office/word/2024/wordml/sdtformatlock" xmlns:w16se="http://schemas.microsoft.com/office/word/2015/wordml/symex" xmlns:wpg="http://schemas.microsoft.com/office/word/2010/wordprocessingGroup" xmlns:wpi="http://schemas.microsoft.com/office/word/2010/wordprocessingInk" xmlns:wne="http://schemas.microsoft.com/office/word/2006/wordml" xmlns:wps="http://schemas.microsoft.com/office/word/2010/wordprocessingShape" mc:Ignorable="w14 w15 w16se w16cid w16 w16cex w16sdtdh w16sdtfl w16du wp14">
   <w:p>
     <w:pPr>
       <w:pStyle w:val="Header"/>
@@ -778,7 +802,7 @@
     <w:r>
       <w:tab/>
       <w:tab/>
-      <w:t>2026-06-17</w:t>
+      <w:t>2026-06-18</w:t>
       <w:br/>
       <w:br/>
     </w:r>
@@ -795,7 +819,7 @@
 </file>
 
 <file path=word/numbering.xml><?xml version="1.0" encoding="utf-8"?>
-<w:numbering xmlns:wpc="http://schemas.microsoft.com/office/word/2010/wordprocessingCanvas" xmlns:cx="http://schemas.microsoft.com/office/drawing/2014/chartex" xmlns:cx1="http://schemas.microsoft.com/office/drawing/2015/9/8/chartex" xmlns:cx2="http://schemas.microsoft.com/office/drawing/2015/10/21/chartex" xmlns:cx3="http://schemas.microsoft.com/office/drawing/2016/5/9/chartex" xmlns:cx4="http://schemas.microsoft.com/office/drawing/2016/5/10/chartex" xmlns:cx5="http://schemas.microsoft.com/office/drawing/2016/5/11/chartex" xmlns:cx6="http://schemas.microsoft.com/office/drawing/2016/5/12/chartex" xmlns:cx7="http://schemas.microsoft.com/office/drawing/2016/5/13/chartex" xmlns:cx8="http://schemas.microsoft.com/office/drawing/2016/5/14/chartex" xmlns:mc="http://schemas.openxmlformats.org/markup-compatibility/2006" xmlns:aink="http://schemas.microsoft.com/office/drawing/2016/ink" xmlns:am3d="http://schemas.microsoft.com/office/drawing/2017/model3d" xmlns:o="urn:schemas-microsoft-com:office:office" xmlns:oel="http://schemas.microsoft.com/office/2019/extlst" xmlns:r="http://schemas.openxmlformats.org/officeDocument/2006/relationships" xmlns:m="http://schemas.openxmlformats.org/officeDocument/2006/math" xmlns:v="urn:schemas-microsoft-com:vml" xmlns:wp14="http://schemas.microsoft.com/office/word/2010/wordprocessingDrawing" xmlns:wp="http://schemas.openxmlformats.org/drawingml/2006/wordprocessingDrawing" xmlns:w10="urn:schemas-microsoft-com:office:word" xmlns:w="http://schemas.openxmlformats.org/wordprocessingml/2006/main" xmlns:w14="http://schemas.microsoft.com/office/word/2010/wordml" xmlns:w15="http://schemas.microsoft.com/office/word/2012/wordml" xmlns:w16cex="http://schemas.microsoft.com/office/word/2018/wordml/cex" xmlns:w16cid="http://schemas.microsoft.com/office/word/2016/wordml/cid" xmlns:w16="http://schemas.microsoft.com/office/word/2018/wordml" xmlns:w16sdtdh="http://schemas.microsoft.com/office/word/2020/wordml/sdtdatahash" xmlns:w16se="http://schemas.microsoft.com/office/word/2015/wordml/symex" xmlns:wpg="http://schemas.microsoft.com/office/word/2010/wordprocessingGroup" xmlns:wpi="http://schemas.microsoft.com/office/word/2010/wordprocessingInk" xmlns:wne="http://schemas.microsoft.com/office/word/2006/wordml" xmlns:wps="http://schemas.microsoft.com/office/word/2010/wordprocessingShape" mc:Ignorable="w14 w15 w16se w16cid w16 w16cex w16sdtdh wp14">
+<w:numbering xmlns:wpc="http://schemas.microsoft.com/office/word/2010/wordprocessingCanvas" xmlns:cx="http://schemas.microsoft.com/office/drawing/2014/chartex" xmlns:cx1="http://schemas.microsoft.com/office/drawing/2015/9/8/chartex" xmlns:cx2="http://schemas.microsoft.com/office/drawing/2015/10/21/chartex" xmlns:cx3="http://schemas.microsoft.com/office/drawing/2016/5/9/chartex" xmlns:cx4="http://schemas.microsoft.com/office/drawing/2016/5/10/chartex" xmlns:cx5="http://schemas.microsoft.com/office/drawing/2016/5/11/chartex" xmlns:cx6="http://schemas.microsoft.com/office/drawing/2016/5/12/chartex" xmlns:cx7="http://schemas.microsoft.com/office/drawing/2016/5/13/chartex" xmlns:cx8="http://schemas.microsoft.com/office/drawing/2016/5/14/chartex" xmlns:mc="http://schemas.openxmlformats.org/markup-compatibility/2006" xmlns:aink="http://schemas.microsoft.com/office/drawing/2016/ink" xmlns:am3d="http://schemas.microsoft.com/office/drawing/2017/model3d" xmlns:o="urn:schemas-microsoft-com:office:office" xmlns:oel="http://schemas.microsoft.com/office/2019/extlst" xmlns:r="http://schemas.openxmlformats.org/officeDocument/2006/relationships" xmlns:m="http://schemas.openxmlformats.org/officeDocument/2006/math" xmlns:v="urn:schemas-microsoft-com:vml" xmlns:wp14="http://schemas.microsoft.com/office/word/2010/wordprocessingDrawing" xmlns:wp="http://schemas.openxmlformats.org/drawingml/2006/wordprocessingDrawing" xmlns:w10="urn:schemas-microsoft-com:office:word" xmlns:w="http://schemas.openxmlformats.org/wordprocessingml/2006/main" xmlns:w14="http://schemas.microsoft.com/office/word/2010/wordml" xmlns:w15="http://schemas.microsoft.com/office/word/2012/wordml" xmlns:w16cex="http://schemas.microsoft.com/office/word/2018/wordml/cex" xmlns:w16cid="http://schemas.microsoft.com/office/word/2016/wordml/cid" xmlns:w16="http://schemas.microsoft.com/office/word/2018/wordml" xmlns:w16du="http://schemas.microsoft.com/office/word/2023/wordml/word16du" xmlns:w16sdtdh="http://schemas.microsoft.com/office/word/2020/wordml/sdtdatahash" xmlns:w16sdtfl="http://schemas.microsoft.com/office/word/2024/wordml/sdtformatlock" xmlns:w16se="http://schemas.microsoft.com/office/word/2015/wordml/symex" xmlns:wpg="http://schemas.microsoft.com/office/word/2010/wordprocessingGroup" xmlns:wpi="http://schemas.microsoft.com/office/word/2010/wordprocessingInk" xmlns:wne="http://schemas.microsoft.com/office/word/2006/wordml" xmlns:wps="http://schemas.microsoft.com/office/word/2010/wordprocessingShape" mc:Ignorable="w14 w15 w16se w16cid w16 w16cex w16sdtdh w16sdtfl w16du wp14">
   <w:abstractNum w:abstractNumId="0" w15:restartNumberingAfterBreak="0">
     <w:nsid w:val="FFFFFF7C"/>
     <w:multiLevelType w:val="singleLevel"/>
@@ -998,7 +1022,7 @@
 </file>
 
 <file path=word/styles.xml><?xml version="1.0" encoding="utf-8"?>
-<w:styles xmlns:mc="http://schemas.openxmlformats.org/markup-compatibility/2006" xmlns:r="http://schemas.openxmlformats.org/officeDocument/2006/relationships" xmlns:w="http://schemas.openxmlformats.org/wordprocessingml/2006/main" xmlns:w14="http://schemas.microsoft.com/office/word/2010/wordml" xmlns:w15="http://schemas.microsoft.com/office/word/2012/wordml" xmlns:w16cex="http://schemas.microsoft.com/office/word/2018/wordml/cex" xmlns:w16cid="http://schemas.microsoft.com/office/word/2016/wordml/cid" xmlns:w16="http://schemas.microsoft.com/office/word/2018/wordml" xmlns:w16sdtdh="http://schemas.microsoft.com/office/word/2020/wordml/sdtdatahash" xmlns:w16se="http://schemas.microsoft.com/office/word/2015/wordml/symex" mc:Ignorable="w14 w15 w16se w16cid w16 w16cex w16sdtdh">
+<w:styles xmlns:mc="http://schemas.openxmlformats.org/markup-compatibility/2006" xmlns:r="http://schemas.openxmlformats.org/officeDocument/2006/relationships" xmlns:w="http://schemas.openxmlformats.org/wordprocessingml/2006/main" xmlns:w14="http://schemas.microsoft.com/office/word/2010/wordml" xmlns:w15="http://schemas.microsoft.com/office/word/2012/wordml" xmlns:w16cex="http://schemas.microsoft.com/office/word/2018/wordml/cex" xmlns:w16cid="http://schemas.microsoft.com/office/word/2016/wordml/cid" xmlns:w16="http://schemas.microsoft.com/office/word/2018/wordml" xmlns:w16du="http://schemas.microsoft.com/office/word/2023/wordml/word16du" xmlns:w16sdtdh="http://schemas.microsoft.com/office/word/2020/wordml/sdtdatahash" xmlns:w16sdtfl="http://schemas.microsoft.com/office/word/2024/wordml/sdtformatlock" xmlns:w16se="http://schemas.microsoft.com/office/word/2015/wordml/symex" mc:Ignorable="w14 w15 w16se w16cid w16 w16cex w16sdtdh w16sdtfl w16du">
   <w:docDefaults>
     <w:rPrDefault>
       <w:rPr>
@@ -1756,7 +1780,7 @@
     <w:link w:val="TitleChar"/>
     <w:uiPriority w:val="10"/>
     <w:qFormat/>
-    <w:rsid w:val="007106C8"/>
+    <w:rsid w:val="00E854FA"/>
     <w:pPr>
       <w:spacing w:after="300" w:line="240" w:lineRule="auto"/>
       <w:contextualSpacing/>
@@ -1766,7 +1790,7 @@
       <w:rFonts w:eastAsiaTheme="majorEastAsia" w:cstheme="majorBidi"/>
       <w:spacing w:val="5"/>
       <w:kern w:val="28"/>
-      <w:sz w:val="52"/>
+      <w:sz w:val="40"/>
       <w:szCs w:val="52"/>
       <w:lang w:val="sv-SE" w:eastAsia="en-US" w:bidi="ar-SA"/>
     </w:rPr>
@@ -1776,12 +1800,12 @@
     <w:basedOn w:val="DefaultParagraphFont"/>
     <w:link w:val="Title"/>
     <w:uiPriority w:val="10"/>
-    <w:rsid w:val="007106C8"/>
+    <w:rsid w:val="00E854FA"/>
     <w:rPr>
       <w:rFonts w:ascii="Times New Roman" w:eastAsiaTheme="majorEastAsia" w:hAnsi="Times New Roman" w:cstheme="majorBidi"/>
       <w:spacing w:val="5"/>
       <w:kern w:val="28"/>
-      <w:sz w:val="52"/>
+      <w:sz w:val="40"/>
       <w:szCs w:val="52"/>
       <w:lang w:val="sv-SE" w:eastAsia="en-US" w:bidi="ar-SA"/>
     </w:rPr>

--- a/klagomål/A 26579-2022 FSC-klagomål.docx
+++ b/klagomål/A 26579-2022 FSC-klagomål.docx
@@ -802,7 +802,7 @@
     <w:r>
       <w:tab/>
       <w:tab/>
-      <w:t>2026-06-18</w:t>
+      <w:t>2026-06-19</w:t>
       <w:br/>
       <w:br/>
     </w:r>

--- a/klagomål/A 26579-2022 FSC-klagomål.docx
+++ b/klagomål/A 26579-2022 FSC-klagomål.docx
@@ -802,7 +802,7 @@
     <w:r>
       <w:tab/>
       <w:tab/>
-      <w:t>2026-06-19</w:t>
+      <w:t>2026-06-20</w:t>
       <w:br/>
       <w:br/>
     </w:r>

--- a/klagomål/A 26579-2022 FSC-klagomål.docx
+++ b/klagomål/A 26579-2022 FSC-klagomål.docx
@@ -168,38 +168,7 @@
     </w:p>
     <w:p>
       <w:r>
-        <w:t>Detta dokument behandlar höga naturvärden i avverkningsanmälan A 26579-2022 i Älvsbyns kommun som inkom 2022-06-27 och omfattar 10,7 ha.</w:t>
-      </w:r>
-    </w:p>
-    <w:p>
-      <w:r>
-        <w:t>Nedan presenteras fynd av naturvårdsarter som gjorts i det avverkningsanmälda området, samt relevanta utdrag ur standarderna för FSC, Chain of Custody, Controlled Wood och PEFC.</w:t>
-      </w:r>
-    </w:p>
-    <w:p>
-      <w:r>
-        <w:t>Vi förväntar oss att ni återkommer med ett skriftligt svar på vårt klagomål och även beskriver vilka korrigerande åtgärder ni satt in för att rätta till identifierade brister i er efterlevnad av den svenska FSC standarden.</w:t>
-      </w:r>
-    </w:p>
-    <w:p>
-      <w:pPr>
-        <w:pStyle w:val="Heading1"/>
-      </w:pPr>
-      <w:r>
-        <w:t>Naturvårdsarter</w:t>
-      </w:r>
-    </w:p>
-    <w:p>
-      <w:r>
-        <w:t>I och inom 15 meter från avverkningsanmälan har följande 7 naturvårdsarter hittats: garnlav (VU, T), gammelgransskål (NT, T), talltagel (NT, T), björksplintborre (S), nästlav (S, T), robust tickgnagare (S) och skinnlav (S, T). Av dessa är 3 rödlistade. För rödlistade arter har rödlistekategorin angivits inom parentes. Arter som är signalarter enligt Skogsstyrelsen har markerats med (S). Typiska arter inom Natura 2000 som är kopplade till skogsekosystem har markerats med (T).</w:t>
-      </w:r>
-    </w:p>
-    <w:p>
-      <w:r>
-        <w:t>De påträffade naturvårdsarterna är ett tydligt kvitto på att det rör sig om en skog med höga naturvärden.</w:t>
-      </w:r>
-      <w:r>
-        <w:t xml:space="preserve"> I Figur 1 visas fyndplatser för naturvårdsarter i området, som finns registrerade på Artportalen.</w:t>
+        <w:t>Detta klagomål behandlar höga naturvärden i avverkningsanmälan A 26579-2022 i Älvsbyns kommun som inkom 2022-06-27 och omfattar 10,7 ha.</w:t>
       </w:r>
     </w:p>
     <w:p>
@@ -247,38 +216,35 @@
         <w:spacing w:after="240"/>
       </w:pPr>
       <w:r>
-        <w:t>Figur 1. Fyndplatser för naturvårdsarter i och inom 15 meter från avverkningsanmälan (röd linje). Markörer utan svart kant är placerade på fyndplatsen. Markörer med svart kant är placerade vid sidan av fyndplatsen och har ett svart streck som visar fyndplatsens exakta position. Kartans mittpunktskoordinat är N 7289136, E 769859 i SWEREF 99 TM.</w:t>
+        <w:t>Figur 1. Fyndplatser för naturvårdsarter i och inom 15 meter från avverkningsanmälan. Markörer utan svart kant är placerade på fyndplatsen. Markörer med svart kant är placerade vid sidan av fyndplatsen har ett svart streck som visar fyndplatsens exakta position. Kartans mittpunktskoordinat är N 7289136, E 769859 i SWEREF 99 TM.</w:t>
       </w:r>
     </w:p>
     <w:p>
       <w:r>
-        <w:rPr>
-          <w:b/>
-        </w:rPr>
-        <w:t xml:space="preserve">Björksplintborre </w:t>
-      </w:r>
-      <w:r>
-        <w:t>är en skalbagge vars larvutveckling sker i bark på nyligen döda björkar, både stående träd och vindfällen. En prydlig rad med runda ventilationshål i barken ovanför modergången är synnerligen karaktäristiskt. Arten är knuten till lövrika blandskogar med en hög andel gamla träd, och starkt gynnad av naturliga störningar som torka, översvämningar, brand och stormfällningar. Talrika gnagspår kan tyda på biotoper med höga naturvärden, exempelvis för ovanliga hackspettar och andra, mer sällsynta vedinsekter. Larverna är omtyckt hackspettsföda (SLU Artdatabanken, 2025).</w:t>
+        <w:t>I och inom 15 meter från avverkningsanmälan finns fynd av 7 naturvårdsarter, varav 3 är rödlistade, 5 är typiska (T) och 4 är signalarter (S): garnlav (VU, T), gammelgransskål (NT, T), talltagel (NT, T), björksplintborre (S), nästlav (S, T), robust tickgnagare (S) och skinnlav (S, T). Se Figur 1.</w:t>
       </w:r>
     </w:p>
     <w:p>
       <w:r>
-        <w:rPr>
-          <w:b/>
-        </w:rPr>
-        <w:t>Gammelgransskål (NT)</w:t>
+        <w:t>Nedan presenteras relevanta utdrag ur standarderna för FSC, Chain of Custody, Controlled Wood och PEFC.</w:t>
       </w:r>
+    </w:p>
+    <w:p>
       <w:r>
-        <w:t xml:space="preserve"> är en liten skålsvamp som växer på gamla granar med skrovlig bark. Typiska växtplatser är gransumpskog i myrkanter, bäckdråg, bäckraviner och skuggiga bergssluttningar, men också skog på torrare mark kan hysa arten om beståndet har stark naturskogskaraktär. Bestånd med arten bör behandlas som nyckelbiotoper och sparas vid en slutavverkning. Även gallring bör undvikas. Gammelgransskål är typisk art för </w:t>
+        <w:t>Vi förväntar oss att ni återkommer med ett skriftligt svar på vårt klagomål och även beskriver vilka korrigerande åtgärder ni satt in för att rätta till identifierade brister i er efterlevnad av den svenska FSC standarden.</w:t>
       </w:r>
+    </w:p>
+    <w:p>
+      <w:pPr>
+        <w:pStyle w:val="Heading1"/>
+      </w:pPr>
       <w:r>
-        <w:rPr>
-          <w:i/>
-        </w:rPr>
-        <w:t>9010 Taiga</w:t>
+        <w:t>Naturvårdsarter och fridlysta arter</w:t>
       </w:r>
+    </w:p>
+    <w:p>
       <w:r>
-        <w:t xml:space="preserve"> (SLU Artdatabanken, 2024; Nitare &amp; Skogsstyrelsen, 2019).</w:t>
+        <w:t>Nedan följer beskrivningar av de naturvårdsarter och fridlysta arter som har sina livsmiljöer och växtplatser i den avverkningsanmälda skogen. De påträffade naturvårdsarterna är ett tydligt kvitto på att det rör sig om en skog med höga naturvärden.</w:t>
       </w:r>
     </w:p>
     <w:p>
@@ -308,6 +274,57 @@
       </w:r>
       <w:r>
         <w:t xml:space="preserve"> (SLU Artdatabanken, 2026).</w:t>
+      </w:r>
+    </w:p>
+    <w:p>
+      <w:r>
+        <w:rPr>
+          <w:b/>
+        </w:rPr>
+        <w:t>Gammelgransskål (NT)</w:t>
+      </w:r>
+      <w:r>
+        <w:t xml:space="preserve"> är en liten skålsvamp som växer på gamla granar med skrovlig bark. Typiska växtplatser är gransumpskog i myrkanter, bäckdråg, bäckraviner och skuggiga bergssluttningar, men också skog på torrare mark kan hysa arten om beståndet har stark naturskogskaraktär. Bestånd med arten bör behandlas som nyckelbiotoper och sparas vid en slutavverkning. Även gallring bör undvikas. Gammelgransskål är typisk art för </w:t>
+      </w:r>
+      <w:r>
+        <w:rPr>
+          <w:i/>
+        </w:rPr>
+        <w:t>9010 Taiga</w:t>
+      </w:r>
+      <w:r>
+        <w:t xml:space="preserve"> (SLU Artdatabanken, 2024; Nitare &amp; Skogsstyrelsen, 2019).</w:t>
+      </w:r>
+    </w:p>
+    <w:p>
+      <w:r>
+        <w:rPr>
+          <w:b/>
+        </w:rPr>
+        <w:t>Talltagel (NT)</w:t>
+      </w:r>
+      <w:r>
+        <w:t xml:space="preserve"> är en boreal art som förekommer på tall i äldre, öppna tallskogar. Den påverkas negativt av brist på kontinuitetsskog och minskningstakten bedöms vara nära gränsvärdet för Sårbar (VU). Talltagel är typisk art för </w:t>
+      </w:r>
+      <w:r>
+        <w:rPr>
+          <w:i/>
+        </w:rPr>
+        <w:t>9010 Taiga</w:t>
+      </w:r>
+      <w:r>
+        <w:t xml:space="preserve"> (SLU Artdatabanken, 2026).</w:t>
+      </w:r>
+    </w:p>
+    <w:p>
+      <w:r>
+        <w:rPr>
+          <w:b/>
+        </w:rPr>
+        <w:t xml:space="preserve">Björksplintborre </w:t>
+      </w:r>
+      <w:r>
+        <w:t>är en skalbagge vars larvutveckling sker i bark på nyligen döda björkar, både stående träd och vindfällen. En prydlig rad med runda ventilationshål i barken ovanför modergången är synnerligen karaktäristiskt. Arten är knuten till lövrika blandskogar med en hög andel gamla träd, och starkt gynnad av naturliga störningar som torka, översvämningar, brand och stormfällningar. Talrika gnagspår kan tyda på biotoper med höga naturvärden, exempelvis för ovanliga hackspettar och andra, mer sällsynta vedinsekter. Larverna är omtyckt hackspettsföda (SLU Artdatabanken, 2025).</w:t>
       </w:r>
     </w:p>
     <w:p>
@@ -375,26 +392,6 @@
       </w:r>
       <w:r>
         <w:t>(Nitare &amp; Skogsstyrelsen, 2019; SLU Artdatabanken, 2025).</w:t>
-      </w:r>
-    </w:p>
-    <w:p>
-      <w:r>
-        <w:rPr>
-          <w:b/>
-        </w:rPr>
-        <w:t>Talltagel (NT)</w:t>
-      </w:r>
-      <w:r>
-        <w:t xml:space="preserve"> är en boreal art som förekommer på tall i äldre, öppna tallskogar. Den påverkas negativt av brist på kontinuitetsskog och minskningstakten bedöms vara nära gränsvärdet för Sårbar (VU). Talltagel är typisk art för </w:t>
-      </w:r>
-      <w:r>
-        <w:rPr>
-          <w:i/>
-        </w:rPr>
-        <w:t>9010 Taiga</w:t>
-      </w:r>
-      <w:r>
-        <w:t xml:space="preserve"> (SLU Artdatabanken, 2026).</w:t>
       </w:r>
     </w:p>
     <w:p>
@@ -802,7 +799,7 @@
     <w:r>
       <w:tab/>
       <w:tab/>
-      <w:t>2026-06-20</w:t>
+      <w:t>2026-06-21</w:t>
       <w:br/>
       <w:br/>
     </w:r>

--- a/klagomål/A 26579-2022 FSC-klagomål.docx
+++ b/klagomål/A 26579-2022 FSC-klagomål.docx
@@ -799,7 +799,7 @@
     <w:r>
       <w:tab/>
       <w:tab/>
-      <w:t>2026-06-21</w:t>
+      <w:t>2026-06-22</w:t>
       <w:br/>
       <w:br/>
     </w:r>

--- a/klagomål/A 26579-2022 FSC-klagomål.docx
+++ b/klagomål/A 26579-2022 FSC-klagomål.docx
@@ -799,7 +799,7 @@
     <w:r>
       <w:tab/>
       <w:tab/>
-      <w:t>2026-06-22</w:t>
+      <w:t>2026-06-23</w:t>
       <w:br/>
       <w:br/>
     </w:r>

--- a/klagomål/A 26579-2022 FSC-klagomål.docx
+++ b/klagomål/A 26579-2022 FSC-klagomål.docx
@@ -799,7 +799,7 @@
     <w:r>
       <w:tab/>
       <w:tab/>
-      <w:t>2026-06-23</w:t>
+      <w:t>2026-06-24</w:t>
       <w:br/>
       <w:br/>
     </w:r>

--- a/klagomål/A 26579-2022 FSC-klagomål.docx
+++ b/klagomål/A 26579-2022 FSC-klagomål.docx
@@ -799,7 +799,7 @@
     <w:r>
       <w:tab/>
       <w:tab/>
-      <w:t>2026-06-24</w:t>
+      <w:t>2026-06-25</w:t>
       <w:br/>
       <w:br/>
     </w:r>

--- a/klagomål/A 26579-2022 FSC-klagomål.docx
+++ b/klagomål/A 26579-2022 FSC-klagomål.docx
@@ -799,7 +799,7 @@
     <w:r>
       <w:tab/>
       <w:tab/>
-      <w:t>2026-06-25</w:t>
+      <w:t>2026-06-26</w:t>
       <w:br/>
       <w:br/>
     </w:r>

--- a/klagomål/A 26579-2022 FSC-klagomål.docx
+++ b/klagomål/A 26579-2022 FSC-klagomål.docx
@@ -799,7 +799,7 @@
     <w:r>
       <w:tab/>
       <w:tab/>
-      <w:t>2026-06-26</w:t>
+      <w:t>2026-06-27</w:t>
       <w:br/>
       <w:br/>
     </w:r>

--- a/klagomål/A 26579-2022 FSC-klagomål.docx
+++ b/klagomål/A 26579-2022 FSC-klagomål.docx
@@ -799,7 +799,7 @@
     <w:r>
       <w:tab/>
       <w:tab/>
-      <w:t>2026-06-27</w:t>
+      <w:t>2026-06-28</w:t>
       <w:br/>
       <w:br/>
     </w:r>

--- a/klagomål/A 26579-2022 FSC-klagomål.docx
+++ b/klagomål/A 26579-2022 FSC-klagomål.docx
@@ -799,7 +799,7 @@
     <w:r>
       <w:tab/>
       <w:tab/>
-      <w:t>2026-06-28</w:t>
+      <w:t>2026-06-29</w:t>
       <w:br/>
       <w:br/>
     </w:r>

--- a/klagomål/A 26579-2022 FSC-klagomål.docx
+++ b/klagomål/A 26579-2022 FSC-klagomål.docx
@@ -799,7 +799,7 @@
     <w:r>
       <w:tab/>
       <w:tab/>
-      <w:t>2026-06-29</w:t>
+      <w:t>2026-06-30</w:t>
       <w:br/>
       <w:br/>
     </w:r>

--- a/klagomål/A 26579-2022 FSC-klagomål.docx
+++ b/klagomål/A 26579-2022 FSC-klagomål.docx
@@ -799,7 +799,7 @@
     <w:r>
       <w:tab/>
       <w:tab/>
-      <w:t>2026-06-30</w:t>
+      <w:t>2026-07-01</w:t>
       <w:br/>
       <w:br/>
     </w:r>

--- a/klagomål/A 26579-2022 FSC-klagomål.docx
+++ b/klagomål/A 26579-2022 FSC-klagomål.docx
@@ -799,7 +799,7 @@
     <w:r>
       <w:tab/>
       <w:tab/>
-      <w:t>2026-07-01</w:t>
+      <w:t>2026-07-02</w:t>
       <w:br/>
       <w:br/>
     </w:r>

--- a/klagomål/A 26579-2022 FSC-klagomål.docx
+++ b/klagomål/A 26579-2022 FSC-klagomål.docx
@@ -799,7 +799,7 @@
     <w:r>
       <w:tab/>
       <w:tab/>
-      <w:t>2026-07-13</w:t>
+      <w:t>2026-07-14</w:t>
       <w:br/>
       <w:br/>
     </w:r>

--- a/klagomål/A 26579-2022 FSC-klagomål.docx
+++ b/klagomål/A 26579-2022 FSC-klagomål.docx
@@ -799,7 +799,7 @@
     <w:r>
       <w:tab/>
       <w:tab/>
-      <w:t>2026-07-14</w:t>
+      <w:t>2026-07-15</w:t>
       <w:br/>
       <w:br/>
     </w:r>

--- a/klagomål/A 26579-2022 FSC-klagomål.docx
+++ b/klagomål/A 26579-2022 FSC-klagomål.docx
@@ -799,7 +799,7 @@
     <w:r>
       <w:tab/>
       <w:tab/>
-      <w:t>2026-07-15</w:t>
+      <w:t>2026-07-16</w:t>
       <w:br/>
       <w:br/>
     </w:r>

--- a/klagomål/A 26579-2022 FSC-klagomål.docx
+++ b/klagomål/A 26579-2022 FSC-klagomål.docx
@@ -799,7 +799,7 @@
     <w:r>
       <w:tab/>
       <w:tab/>
-      <w:t>2026-07-16</w:t>
+      <w:t>2026-07-17</w:t>
       <w:br/>
       <w:br/>
     </w:r>

--- a/klagomål/A 26579-2022 FSC-klagomål.docx
+++ b/klagomål/A 26579-2022 FSC-klagomål.docx
@@ -799,7 +799,7 @@
     <w:r>
       <w:tab/>
       <w:tab/>
-      <w:t>2026-07-17</w:t>
+      <w:t>2026-07-18</w:t>
       <w:br/>
       <w:br/>
     </w:r>

--- a/klagomål/A 26579-2022 FSC-klagomål.docx
+++ b/klagomål/A 26579-2022 FSC-klagomål.docx
@@ -799,7 +799,7 @@
     <w:r>
       <w:tab/>
       <w:tab/>
-      <w:t>2026-07-18</w:t>
+      <w:t>2026-07-19</w:t>
       <w:br/>
       <w:br/>
     </w:r>

--- a/klagomål/A 26579-2022 FSC-klagomål.docx
+++ b/klagomål/A 26579-2022 FSC-klagomål.docx
@@ -799,7 +799,7 @@
     <w:r>
       <w:tab/>
       <w:tab/>
-      <w:t>2026-07-19</w:t>
+      <w:t>2026-07-20</w:t>
       <w:br/>
       <w:br/>
     </w:r>

--- a/klagomål/A 26579-2022 FSC-klagomål.docx
+++ b/klagomål/A 26579-2022 FSC-klagomål.docx
@@ -799,7 +799,7 @@
     <w:r>
       <w:tab/>
       <w:tab/>
-      <w:t>2026-07-20</w:t>
+      <w:t>2026-07-21</w:t>
       <w:br/>
       <w:br/>
     </w:r>

--- a/klagomål/A 26579-2022 FSC-klagomål.docx
+++ b/klagomål/A 26579-2022 FSC-klagomål.docx
@@ -799,7 +799,7 @@
     <w:r>
       <w:tab/>
       <w:tab/>
-      <w:t>2026-07-21</w:t>
+      <w:t>2026-07-22</w:t>
       <w:br/>
       <w:br/>
     </w:r>

--- a/klagomål/A 26579-2022 FSC-klagomål.docx
+++ b/klagomål/A 26579-2022 FSC-klagomål.docx
@@ -799,7 +799,7 @@
     <w:r>
       <w:tab/>
       <w:tab/>
-      <w:t>2026-07-22</w:t>
+      <w:t>2026-07-23</w:t>
       <w:br/>
       <w:br/>
     </w:r>

--- a/klagomål/A 26579-2022 FSC-klagomål.docx
+++ b/klagomål/A 26579-2022 FSC-klagomål.docx
@@ -799,7 +799,7 @@
     <w:r>
       <w:tab/>
       <w:tab/>
-      <w:t>2026-07-23</w:t>
+      <w:t>2026-07-24</w:t>
       <w:br/>
       <w:br/>
     </w:r>

--- a/klagomål/A 26579-2022 FSC-klagomål.docx
+++ b/klagomål/A 26579-2022 FSC-klagomål.docx
@@ -799,7 +799,7 @@
     <w:r>
       <w:tab/>
       <w:tab/>
-      <w:t>2026-07-24</w:t>
+      <w:t>2026-07-25</w:t>
       <w:br/>
       <w:br/>
     </w:r>

--- a/klagomål/A 26579-2022 FSC-klagomål.docx
+++ b/klagomål/A 26579-2022 FSC-klagomål.docx
@@ -799,7 +799,7 @@
     <w:r>
       <w:tab/>
       <w:tab/>
-      <w:t>2026-07-25</w:t>
+      <w:t>2026-07-26</w:t>
       <w:br/>
       <w:br/>
     </w:r>

--- a/klagomål/A 26579-2022 FSC-klagomål.docx
+++ b/klagomål/A 26579-2022 FSC-klagomål.docx
@@ -799,7 +799,7 @@
     <w:r>
       <w:tab/>
       <w:tab/>
-      <w:t>2026-07-26</w:t>
+      <w:t>2026-07-27</w:t>
       <w:br/>
       <w:br/>
     </w:r>

--- a/klagomål/A 26579-2022 FSC-klagomål.docx
+++ b/klagomål/A 26579-2022 FSC-klagomål.docx
@@ -799,7 +799,7 @@
     <w:r>
       <w:tab/>
       <w:tab/>
-      <w:t>2026-07-27</w:t>
+      <w:t>2026-07-28</w:t>
       <w:br/>
       <w:br/>
     </w:r>

--- a/klagomål/A 26579-2022 FSC-klagomål.docx
+++ b/klagomål/A 26579-2022 FSC-klagomål.docx
@@ -799,7 +799,7 @@
     <w:r>
       <w:tab/>
       <w:tab/>
-      <w:t>2026-07-28</w:t>
+      <w:t>2026-07-29</w:t>
       <w:br/>
       <w:br/>
     </w:r>

--- a/klagomål/A 26579-2022 FSC-klagomål.docx
+++ b/klagomål/A 26579-2022 FSC-klagomål.docx
@@ -799,7 +799,7 @@
     <w:r>
       <w:tab/>
       <w:tab/>
-      <w:t>2026-07-29</w:t>
+      <w:t>2026-07-30</w:t>
       <w:br/>
       <w:br/>
     </w:r>

--- a/klagomål/A 26579-2022 FSC-klagomål.docx
+++ b/klagomål/A 26579-2022 FSC-klagomål.docx
@@ -799,7 +799,7 @@
     <w:r>
       <w:tab/>
       <w:tab/>
-      <w:t>2026-07-30</w:t>
+      <w:t>2026-07-31</w:t>
       <w:br/>
       <w:br/>
     </w:r>

--- a/klagomål/A 26579-2022 FSC-klagomål.docx
+++ b/klagomål/A 26579-2022 FSC-klagomål.docx
@@ -799,7 +799,7 @@
     <w:r>
       <w:tab/>
       <w:tab/>
-      <w:t>2026-07-31</w:t>
+      <w:t>2026-08-01</w:t>
       <w:br/>
       <w:br/>
     </w:r>

--- a/klagomål/A 26579-2022 FSC-klagomål.docx
+++ b/klagomål/A 26579-2022 FSC-klagomål.docx
@@ -799,7 +799,7 @@
     <w:r>
       <w:tab/>
       <w:tab/>
-      <w:t>2026-08-01</w:t>
+      <w:t>2026-08-02</w:t>
       <w:br/>
       <w:br/>
     </w:r>

--- a/klagomål/A 26579-2022 FSC-klagomål.docx
+++ b/klagomål/A 26579-2022 FSC-klagomål.docx
@@ -799,7 +799,7 @@
     <w:r>
       <w:tab/>
       <w:tab/>
-      <w:t>2026-08-02</w:t>
+      <w:t>2026-08-03</w:t>
       <w:br/>
       <w:br/>
     </w:r>

--- a/klagomål/A 26579-2022 FSC-klagomål.docx
+++ b/klagomål/A 26579-2022 FSC-klagomål.docx
@@ -799,7 +799,7 @@
     <w:r>
       <w:tab/>
       <w:tab/>
-      <w:t>2026-08-03</w:t>
+      <w:t>2026-08-05</w:t>
       <w:br/>
       <w:br/>
     </w:r>

--- a/klagomål/A 26579-2022 FSC-klagomål.docx
+++ b/klagomål/A 26579-2022 FSC-klagomål.docx
@@ -799,7 +799,7 @@
     <w:r>
       <w:tab/>
       <w:tab/>
-      <w:t>2026-08-05</w:t>
+      <w:t>2026-08-07</w:t>
       <w:br/>
       <w:br/>
     </w:r>

--- a/klagomål/A 26579-2022 FSC-klagomål.docx
+++ b/klagomål/A 26579-2022 FSC-klagomål.docx
@@ -799,7 +799,7 @@
     <w:r>
       <w:tab/>
       <w:tab/>
-      <w:t>2026-08-07</w:t>
+      <w:t>2026-08-08</w:t>
       <w:br/>
       <w:br/>
     </w:r>

--- a/klagomål/A 26579-2022 FSC-klagomål.docx
+++ b/klagomål/A 26579-2022 FSC-klagomål.docx
@@ -216,7 +216,7 @@
         <w:spacing w:after="240"/>
       </w:pPr>
       <w:r>
-        <w:t>Figur 1. Fyndplatser för naturvårdsarter i och inom 15 meter från avverkningsanmälan. Markörer utan svart kant är placerade på fyndplatsen. Markörer med svart kant är placerade vid sidan av fyndplatsen har ett svart streck som visar fyndplatsens exakta position. Kartans mittpunktskoordinat är N 7289136, E 769859 i SWEREF 99 TM.</w:t>
+        <w:t>Figur 1. Fyndplatser för naturvårdsarter i och inom 15 meter från avverkningsanmälan. Markörer utan svart kant är placerade på fyndplatsen. Markörer med svart kant är placerade vid sidan av fyndplatsen och har ett svart streck som visar fyndplatsens exakta position. Kartans mittpunktskoordinat är N 7289136, E 769859 i SWEREF 99 TM.</w:t>
       </w:r>
     </w:p>
     <w:p>
@@ -799,7 +799,7 @@
     <w:r>
       <w:tab/>
       <w:tab/>
-      <w:t>2026-08-14</w:t>
+      <w:t>2026-08-15</w:t>
       <w:br/>
       <w:br/>
     </w:r>

--- a/klagomål/A 26579-2022 FSC-klagomål.docx
+++ b/klagomål/A 26579-2022 FSC-klagomål.docx
@@ -799,7 +799,7 @@
     <w:r>
       <w:tab/>
       <w:tab/>
-      <w:t>2026-08-15</w:t>
+      <w:t>2026-08-16</w:t>
       <w:br/>
       <w:br/>
     </w:r>

--- a/klagomål/A 26579-2022 FSC-klagomål.docx
+++ b/klagomål/A 26579-2022 FSC-klagomål.docx
@@ -799,7 +799,7 @@
     <w:r>
       <w:tab/>
       <w:tab/>
-      <w:t>2026-08-16</w:t>
+      <w:t>2026-08-17</w:t>
       <w:br/>
       <w:br/>
     </w:r>

--- a/klagomål/A 26579-2022 FSC-klagomål.docx
+++ b/klagomål/A 26579-2022 FSC-klagomål.docx
@@ -799,7 +799,7 @@
     <w:r>
       <w:tab/>
       <w:tab/>
-      <w:t>2026-08-17</w:t>
+      <w:t>2026-08-18</w:t>
       <w:br/>
       <w:br/>
     </w:r>

--- a/klagomål/A 26579-2022 FSC-klagomål.docx
+++ b/klagomål/A 26579-2022 FSC-klagomål.docx
@@ -799,7 +799,7 @@
     <w:r>
       <w:tab/>
       <w:tab/>
-      <w:t>2026-08-18</w:t>
+      <w:t>2026-08-19</w:t>
       <w:br/>
       <w:br/>
     </w:r>

--- a/klagomål/A 26579-2022 FSC-klagomål.docx
+++ b/klagomål/A 26579-2022 FSC-klagomål.docx
@@ -799,7 +799,7 @@
     <w:r>
       <w:tab/>
       <w:tab/>
-      <w:t>2026-08-19</w:t>
+      <w:t>2026-08-20</w:t>
       <w:br/>
       <w:br/>
     </w:r>

--- a/klagomål/A 26579-2022 FSC-klagomål.docx
+++ b/klagomål/A 26579-2022 FSC-klagomål.docx
@@ -799,7 +799,7 @@
     <w:r>
       <w:tab/>
       <w:tab/>
-      <w:t>2026-08-20</w:t>
+      <w:t>2026-08-21</w:t>
       <w:br/>
       <w:br/>
     </w:r>

--- a/klagomål/A 26579-2022 FSC-klagomål.docx
+++ b/klagomål/A 26579-2022 FSC-klagomål.docx
@@ -799,7 +799,7 @@
     <w:r>
       <w:tab/>
       <w:tab/>
-      <w:t>2026-08-21</w:t>
+      <w:t>2026-08-22</w:t>
       <w:br/>
       <w:br/>
     </w:r>

--- a/klagomål/A 26579-2022 FSC-klagomål.docx
+++ b/klagomål/A 26579-2022 FSC-klagomål.docx
@@ -799,7 +799,7 @@
     <w:r>
       <w:tab/>
       <w:tab/>
-      <w:t>2026-08-22</w:t>
+      <w:t>2026-08-23</w:t>
       <w:br/>
       <w:br/>
     </w:r>

--- a/klagomål/A 26579-2022 FSC-klagomål.docx
+++ b/klagomål/A 26579-2022 FSC-klagomål.docx
@@ -799,7 +799,7 @@
     <w:r>
       <w:tab/>
       <w:tab/>
-      <w:t>2026-08-23</w:t>
+      <w:t>2026-08-24</w:t>
       <w:br/>
       <w:br/>
     </w:r>

--- a/klagomål/A 26579-2022 FSC-klagomål.docx
+++ b/klagomål/A 26579-2022 FSC-klagomål.docx
@@ -799,7 +799,7 @@
     <w:r>
       <w:tab/>
       <w:tab/>
-      <w:t>2026-08-24</w:t>
+      <w:t>2026-08-25</w:t>
       <w:br/>
       <w:br/>
     </w:r>

--- a/klagomål/A 26579-2022 FSC-klagomål.docx
+++ b/klagomål/A 26579-2022 FSC-klagomål.docx
@@ -799,7 +799,7 @@
     <w:r>
       <w:tab/>
       <w:tab/>
-      <w:t>2026-08-25</w:t>
+      <w:t>2026-08-26</w:t>
       <w:br/>
       <w:br/>
     </w:r>

--- a/klagomål/A 26579-2022 FSC-klagomål.docx
+++ b/klagomål/A 26579-2022 FSC-klagomål.docx
@@ -799,7 +799,7 @@
     <w:r>
       <w:tab/>
       <w:tab/>
-      <w:t>2026-08-26</w:t>
+      <w:t>2026-08-27</w:t>
       <w:br/>
       <w:br/>
     </w:r>

--- a/klagomål/A 26579-2022 FSC-klagomål.docx
+++ b/klagomål/A 26579-2022 FSC-klagomål.docx
@@ -799,7 +799,7 @@
     <w:r>
       <w:tab/>
       <w:tab/>
-      <w:t>2026-08-27</w:t>
+      <w:t>2026-08-28</w:t>
       <w:br/>
       <w:br/>
     </w:r>

--- a/klagomål/A 26579-2022 FSC-klagomål.docx
+++ b/klagomål/A 26579-2022 FSC-klagomål.docx
@@ -799,7 +799,7 @@
     <w:r>
       <w:tab/>
       <w:tab/>
-      <w:t>2026-08-28</w:t>
+      <w:t>2026-08-29</w:t>
       <w:br/>
       <w:br/>
     </w:r>

--- a/klagomål/A 26579-2022 FSC-klagomål.docx
+++ b/klagomål/A 26579-2022 FSC-klagomål.docx
@@ -799,7 +799,7 @@
     <w:r>
       <w:tab/>
       <w:tab/>
-      <w:t>2026-08-29</w:t>
+      <w:t>2026-08-31</w:t>
       <w:br/>
       <w:br/>
     </w:r>

--- a/klagomål/A 26579-2022 FSC-klagomål.docx
+++ b/klagomål/A 26579-2022 FSC-klagomål.docx
@@ -799,7 +799,7 @@
     <w:r>
       <w:tab/>
       <w:tab/>
-      <w:t>2026-08-31</w:t>
+      <w:t>2026-09-01</w:t>
       <w:br/>
       <w:br/>
     </w:r>

--- a/klagomål/A 26579-2022 FSC-klagomål.docx
+++ b/klagomål/A 26579-2022 FSC-klagomål.docx
@@ -799,7 +799,7 @@
     <w:r>
       <w:tab/>
       <w:tab/>
-      <w:t>2026-09-01</w:t>
+      <w:t>2026-09-02</w:t>
       <w:br/>
       <w:br/>
     </w:r>

--- a/klagomål/A 26579-2022 FSC-klagomål.docx
+++ b/klagomål/A 26579-2022 FSC-klagomål.docx
@@ -799,7 +799,7 @@
     <w:r>
       <w:tab/>
       <w:tab/>
-      <w:t>2026-09-02</w:t>
+      <w:t>2026-09-03</w:t>
       <w:br/>
       <w:br/>
     </w:r>

--- a/klagomål/A 26579-2022 FSC-klagomål.docx
+++ b/klagomål/A 26579-2022 FSC-klagomål.docx
@@ -799,7 +799,7 @@
     <w:r>
       <w:tab/>
       <w:tab/>
-      <w:t>2026-09-03</w:t>
+      <w:t>2026-09-04</w:t>
       <w:br/>
       <w:br/>
     </w:r>

--- a/klagomål/A 26579-2022 FSC-klagomål.docx
+++ b/klagomål/A 26579-2022 FSC-klagomål.docx
@@ -799,7 +799,7 @@
     <w:r>
       <w:tab/>
       <w:tab/>
-      <w:t>2026-09-04</w:t>
+      <w:t>2026-09-05</w:t>
       <w:br/>
       <w:br/>
     </w:r>
